--- a/3 лаба нейросети.docx
+++ b/3 лаба нейросети.docx
@@ -641,7 +641,7 @@
                 <w:sz w:val="18"/>
                 <w:szCs w:val="18"/>
               </w:rPr>
-              <w:t>12</w:t>
+              <w:t>16</w:t>
             </w:r>
             <w:r>
               <w:rPr>
@@ -1060,7 +1060,7 @@
                 <w:rFonts w:ascii="Times New Roman" w:hAnsi="Times New Roman" w:cs="Times New Roman"/>
                 <w:spacing w:val="-4"/>
               </w:rPr>
-              <w:t>Кочура Андрей Сергеевич</w:t>
+              <w:t>Рудько Владислав Анатольевич</w:t>
             </w:r>
           </w:p>
         </w:tc>
@@ -1619,52 +1619,21 @@
       </w:pPr>
       <w:r>
         <w:rPr>
+          <w:sz w:val="28"/>
+        </w:rPr>
+        <w:t>Обучение на стихотворении А. С. Пушкина «Зимнее утро»</w:t>
+      </w:r>
+      <w:bookmarkStart w:id="0" w:name="_GoBack"/>
+      <w:bookmarkEnd w:id="0"/>
+    </w:p>
+    <w:p>
+      <w:pPr>
+        <w:pStyle w:val="ac"/>
+        <w:spacing w:after="0" w:line="240" w:lineRule="auto"/>
+        <w:rPr>
           <w:noProof/>
           <w:sz w:val="28"/>
-        </w:rPr>
-        <w:drawing>
-          <wp:inline distT="0" distB="0" distL="0" distR="0" wp14:anchorId="66106C91" wp14:editId="5BDDE18C">
-            <wp:extent cx="5940425" cy="5285740"/>
-            <wp:effectExtent l="0" t="0" r="3175" b="0"/>
-            <wp:docPr id="2006617442" name="Рисунок 1"/>
-            <wp:cNvGraphicFramePr>
-              <a:graphicFrameLocks xmlns:a="http://schemas.openxmlformats.org/drawingml/2006/main" noChangeAspect="1"/>
-            </wp:cNvGraphicFramePr>
-            <a:graphic xmlns:a="http://schemas.openxmlformats.org/drawingml/2006/main">
-              <a:graphicData uri="http://schemas.openxmlformats.org/drawingml/2006/picture">
-                <pic:pic xmlns:pic="http://schemas.openxmlformats.org/drawingml/2006/picture">
-                  <pic:nvPicPr>
-                    <pic:cNvPr id="2006617442" name=""/>
-                    <pic:cNvPicPr/>
-                  </pic:nvPicPr>
-                  <pic:blipFill>
-                    <a:blip r:embed="rId4"/>
-                    <a:stretch>
-                      <a:fillRect/>
-                    </a:stretch>
-                  </pic:blipFill>
-                  <pic:spPr>
-                    <a:xfrm>
-                      <a:off x="0" y="0"/>
-                      <a:ext cx="5940425" cy="5285740"/>
-                    </a:xfrm>
-                    <a:prstGeom prst="rect">
-                      <a:avLst/>
-                    </a:prstGeom>
-                  </pic:spPr>
-                </pic:pic>
-              </a:graphicData>
-            </a:graphic>
-          </wp:inline>
-        </w:drawing>
-      </w:r>
-    </w:p>
-    <w:p>
-      <w:pPr>
-        <w:pStyle w:val="ac"/>
-        <w:spacing w:after="0" w:line="240" w:lineRule="auto"/>
-        <w:rPr>
-          <w:sz w:val="28"/>
+          <w:lang w:val="en-US"/>
         </w:rPr>
       </w:pPr>
       <w:r>
@@ -1672,194 +1641,5499 @@
           <w:noProof/>
           <w:sz w:val="28"/>
         </w:rPr>
+        <w:t>Исходный</w:t>
+      </w:r>
+      <w:r>
+        <w:rPr>
+          <w:noProof/>
+          <w:sz w:val="28"/>
+          <w:lang w:val="en-US"/>
+        </w:rPr>
+        <w:t xml:space="preserve"> </w:t>
+      </w:r>
+      <w:r>
+        <w:rPr>
+          <w:noProof/>
+          <w:sz w:val="28"/>
+        </w:rPr>
+        <w:t>код</w:t>
+      </w:r>
+      <w:r>
+        <w:rPr>
+          <w:noProof/>
+          <w:sz w:val="28"/>
+          <w:lang w:val="en-US"/>
+        </w:rPr>
+        <w:t xml:space="preserve">: </w:t>
+      </w:r>
+    </w:p>
+    <w:p>
+      <w:pPr>
+        <w:pStyle w:val="ac"/>
+        <w:spacing w:after="0" w:line="240" w:lineRule="auto"/>
+        <w:rPr>
+          <w:sz w:val="28"/>
+          <w:lang w:val="en-US"/>
+        </w:rPr>
+      </w:pPr>
+      <w:proofErr w:type="gramStart"/>
+      <w:r>
+        <w:rPr>
+          <w:sz w:val="28"/>
+          <w:lang w:val="en-US"/>
+        </w:rPr>
+        <w:t>import</w:t>
+      </w:r>
+      <w:proofErr w:type="gramEnd"/>
+      <w:r>
+        <w:rPr>
+          <w:sz w:val="28"/>
+          <w:lang w:val="en-US"/>
+        </w:rPr>
+        <w:t xml:space="preserve"> torch</w:t>
+      </w:r>
+    </w:p>
+    <w:p>
+      <w:pPr>
+        <w:pStyle w:val="ac"/>
+        <w:spacing w:after="0" w:line="240" w:lineRule="auto"/>
+        <w:rPr>
+          <w:sz w:val="28"/>
+          <w:lang w:val="en-US"/>
+        </w:rPr>
+      </w:pPr>
+      <w:proofErr w:type="gramStart"/>
+      <w:r>
+        <w:rPr>
+          <w:sz w:val="28"/>
+          <w:lang w:val="en-US"/>
+        </w:rPr>
+        <w:t>import</w:t>
+      </w:r>
+      <w:proofErr w:type="gramEnd"/>
+      <w:r>
+        <w:rPr>
+          <w:sz w:val="28"/>
+          <w:lang w:val="en-US"/>
+        </w:rPr>
+        <w:t xml:space="preserve"> </w:t>
+      </w:r>
+      <w:proofErr w:type="spellStart"/>
+      <w:r>
+        <w:rPr>
+          <w:sz w:val="28"/>
+          <w:lang w:val="en-US"/>
+        </w:rPr>
+        <w:t>torch.nn</w:t>
+      </w:r>
+      <w:proofErr w:type="spellEnd"/>
+      <w:r>
+        <w:rPr>
+          <w:sz w:val="28"/>
+          <w:lang w:val="en-US"/>
+        </w:rPr>
+        <w:t xml:space="preserve"> as </w:t>
+      </w:r>
+      <w:proofErr w:type="spellStart"/>
+      <w:r>
+        <w:rPr>
+          <w:sz w:val="28"/>
+          <w:lang w:val="en-US"/>
+        </w:rPr>
+        <w:t>nn</w:t>
+      </w:r>
+      <w:proofErr w:type="spellEnd"/>
+    </w:p>
+    <w:p>
+      <w:pPr>
+        <w:pStyle w:val="ac"/>
+        <w:spacing w:after="0" w:line="240" w:lineRule="auto"/>
+        <w:rPr>
+          <w:sz w:val="28"/>
+          <w:lang w:val="en-US"/>
+        </w:rPr>
+      </w:pPr>
+      <w:proofErr w:type="gramStart"/>
+      <w:r>
+        <w:rPr>
+          <w:sz w:val="28"/>
+          <w:lang w:val="en-US"/>
+        </w:rPr>
+        <w:t>import</w:t>
+      </w:r>
+      <w:proofErr w:type="gramEnd"/>
+      <w:r>
+        <w:rPr>
+          <w:sz w:val="28"/>
+          <w:lang w:val="en-US"/>
+        </w:rPr>
+        <w:t xml:space="preserve"> </w:t>
+      </w:r>
+      <w:proofErr w:type="spellStart"/>
+      <w:r>
+        <w:rPr>
+          <w:sz w:val="28"/>
+          <w:lang w:val="en-US"/>
+        </w:rPr>
+        <w:t>torch.optim</w:t>
+      </w:r>
+      <w:proofErr w:type="spellEnd"/>
+      <w:r>
+        <w:rPr>
+          <w:sz w:val="28"/>
+          <w:lang w:val="en-US"/>
+        </w:rPr>
+        <w:t xml:space="preserve"> as </w:t>
+      </w:r>
+      <w:proofErr w:type="spellStart"/>
+      <w:r>
+        <w:rPr>
+          <w:sz w:val="28"/>
+          <w:lang w:val="en-US"/>
+        </w:rPr>
+        <w:t>optim</w:t>
+      </w:r>
+      <w:proofErr w:type="spellEnd"/>
+    </w:p>
+    <w:p>
+      <w:pPr>
+        <w:pStyle w:val="ac"/>
+        <w:spacing w:after="0" w:line="240" w:lineRule="auto"/>
+        <w:rPr>
+          <w:sz w:val="28"/>
+          <w:lang w:val="en-US"/>
+        </w:rPr>
+      </w:pPr>
+      <w:proofErr w:type="gramStart"/>
+      <w:r>
+        <w:rPr>
+          <w:sz w:val="28"/>
+          <w:lang w:val="en-US"/>
+        </w:rPr>
+        <w:t>import</w:t>
+      </w:r>
+      <w:proofErr w:type="gramEnd"/>
+      <w:r>
+        <w:rPr>
+          <w:sz w:val="28"/>
+          <w:lang w:val="en-US"/>
+        </w:rPr>
+        <w:t xml:space="preserve"> </w:t>
+      </w:r>
+      <w:proofErr w:type="spellStart"/>
+      <w:r>
+        <w:rPr>
+          <w:sz w:val="28"/>
+          <w:lang w:val="en-US"/>
+        </w:rPr>
+        <w:t>numpy</w:t>
+      </w:r>
+      <w:proofErr w:type="spellEnd"/>
+      <w:r>
+        <w:rPr>
+          <w:sz w:val="28"/>
+          <w:lang w:val="en-US"/>
+        </w:rPr>
+        <w:t xml:space="preserve"> as np</w:t>
+      </w:r>
+    </w:p>
+    <w:p>
+      <w:pPr>
+        <w:pStyle w:val="ac"/>
+        <w:spacing w:after="0" w:line="240" w:lineRule="auto"/>
+        <w:rPr>
+          <w:sz w:val="28"/>
+          <w:lang w:val="en-US"/>
+        </w:rPr>
+      </w:pPr>
+      <w:proofErr w:type="gramStart"/>
+      <w:r>
+        <w:rPr>
+          <w:sz w:val="28"/>
+          <w:lang w:val="en-US"/>
+        </w:rPr>
+        <w:t>import</w:t>
+      </w:r>
+      <w:proofErr w:type="gramEnd"/>
+      <w:r>
+        <w:rPr>
+          <w:sz w:val="28"/>
+          <w:lang w:val="en-US"/>
+        </w:rPr>
+        <w:t xml:space="preserve"> random</w:t>
+      </w:r>
+    </w:p>
+    <w:p>
+      <w:pPr>
+        <w:pStyle w:val="ac"/>
+        <w:spacing w:after="0" w:line="240" w:lineRule="auto"/>
+        <w:rPr>
+          <w:sz w:val="28"/>
+          <w:lang w:val="en-US"/>
+        </w:rPr>
+      </w:pPr>
+    </w:p>
+    <w:p>
+      <w:pPr>
+        <w:pStyle w:val="ac"/>
+        <w:spacing w:after="0" w:line="240" w:lineRule="auto"/>
+        <w:rPr>
+          <w:sz w:val="28"/>
+          <w:lang w:val="en-US"/>
+        </w:rPr>
+      </w:pPr>
+      <w:proofErr w:type="gramStart"/>
+      <w:r>
+        <w:rPr>
+          <w:sz w:val="28"/>
+          <w:lang w:val="en-US"/>
+        </w:rPr>
+        <w:t>with</w:t>
+      </w:r>
+      <w:proofErr w:type="gramEnd"/>
+      <w:r>
+        <w:rPr>
+          <w:sz w:val="28"/>
+          <w:lang w:val="en-US"/>
+        </w:rPr>
+        <w:t xml:space="preserve"> open('text.txt', 'r', encoding='utf-8') as f:</w:t>
+      </w:r>
+    </w:p>
+    <w:p>
+      <w:pPr>
+        <w:pStyle w:val="ac"/>
+        <w:spacing w:after="0" w:line="240" w:lineRule="auto"/>
+        <w:rPr>
+          <w:sz w:val="28"/>
+          <w:lang w:val="en-US"/>
+        </w:rPr>
+      </w:pPr>
+      <w:r>
+        <w:rPr>
+          <w:sz w:val="28"/>
+          <w:lang w:val="en-US"/>
+        </w:rPr>
+        <w:t xml:space="preserve">    </w:t>
+      </w:r>
+      <w:proofErr w:type="gramStart"/>
+      <w:r>
+        <w:rPr>
+          <w:sz w:val="28"/>
+          <w:lang w:val="en-US"/>
+        </w:rPr>
+        <w:t>text</w:t>
+      </w:r>
+      <w:proofErr w:type="gramEnd"/>
+      <w:r>
+        <w:rPr>
+          <w:sz w:val="28"/>
+          <w:lang w:val="en-US"/>
+        </w:rPr>
+        <w:t xml:space="preserve"> = </w:t>
+      </w:r>
+      <w:proofErr w:type="spellStart"/>
+      <w:r>
+        <w:rPr>
+          <w:sz w:val="28"/>
+          <w:lang w:val="en-US"/>
+        </w:rPr>
+        <w:t>f.read</w:t>
+      </w:r>
+      <w:proofErr w:type="spellEnd"/>
+      <w:r>
+        <w:rPr>
+          <w:sz w:val="28"/>
+          <w:lang w:val="en-US"/>
+        </w:rPr>
+        <w:t>()</w:t>
+      </w:r>
+    </w:p>
+    <w:p>
+      <w:pPr>
+        <w:pStyle w:val="ac"/>
+        <w:spacing w:after="0" w:line="240" w:lineRule="auto"/>
+        <w:rPr>
+          <w:sz w:val="28"/>
+          <w:lang w:val="en-US"/>
+        </w:rPr>
+      </w:pPr>
+    </w:p>
+    <w:p>
+      <w:pPr>
+        <w:pStyle w:val="ac"/>
+        <w:spacing w:after="0" w:line="240" w:lineRule="auto"/>
+        <w:rPr>
+          <w:sz w:val="28"/>
+          <w:lang w:val="en-US"/>
+        </w:rPr>
+      </w:pPr>
+      <w:proofErr w:type="gramStart"/>
+      <w:r>
+        <w:rPr>
+          <w:sz w:val="28"/>
+          <w:lang w:val="en-US"/>
+        </w:rPr>
+        <w:t>chars</w:t>
+      </w:r>
+      <w:proofErr w:type="gramEnd"/>
+      <w:r>
+        <w:rPr>
+          <w:sz w:val="28"/>
+          <w:lang w:val="en-US"/>
+        </w:rPr>
+        <w:t xml:space="preserve"> = sorted(list(set(text)))</w:t>
+      </w:r>
+    </w:p>
+    <w:p>
+      <w:pPr>
+        <w:pStyle w:val="ac"/>
+        <w:spacing w:after="0" w:line="240" w:lineRule="auto"/>
+        <w:rPr>
+          <w:sz w:val="28"/>
+          <w:lang w:val="en-US"/>
+        </w:rPr>
+      </w:pPr>
+      <w:proofErr w:type="spellStart"/>
+      <w:r>
+        <w:rPr>
+          <w:sz w:val="28"/>
+          <w:lang w:val="en-US"/>
+        </w:rPr>
+        <w:t>char_to_idx</w:t>
+      </w:r>
+      <w:proofErr w:type="spellEnd"/>
+      <w:r>
+        <w:rPr>
+          <w:sz w:val="28"/>
+          <w:lang w:val="en-US"/>
+        </w:rPr>
+        <w:t xml:space="preserve"> = {</w:t>
+      </w:r>
+      <w:proofErr w:type="spellStart"/>
+      <w:r>
+        <w:rPr>
+          <w:sz w:val="28"/>
+          <w:lang w:val="en-US"/>
+        </w:rPr>
+        <w:t>ch</w:t>
+      </w:r>
+      <w:proofErr w:type="spellEnd"/>
+      <w:r>
+        <w:rPr>
+          <w:sz w:val="28"/>
+          <w:lang w:val="en-US"/>
+        </w:rPr>
+        <w:t xml:space="preserve">: </w:t>
+      </w:r>
+      <w:proofErr w:type="spellStart"/>
+      <w:r>
+        <w:rPr>
+          <w:sz w:val="28"/>
+          <w:lang w:val="en-US"/>
+        </w:rPr>
+        <w:t>i</w:t>
+      </w:r>
+      <w:proofErr w:type="spellEnd"/>
+      <w:r>
+        <w:rPr>
+          <w:sz w:val="28"/>
+          <w:lang w:val="en-US"/>
+        </w:rPr>
+        <w:t xml:space="preserve"> for </w:t>
+      </w:r>
+      <w:proofErr w:type="spellStart"/>
+      <w:r>
+        <w:rPr>
+          <w:sz w:val="28"/>
+          <w:lang w:val="en-US"/>
+        </w:rPr>
+        <w:t>i</w:t>
+      </w:r>
+      <w:proofErr w:type="spellEnd"/>
+      <w:r>
+        <w:rPr>
+          <w:sz w:val="28"/>
+          <w:lang w:val="en-US"/>
+        </w:rPr>
+        <w:t xml:space="preserve">, </w:t>
+      </w:r>
+      <w:proofErr w:type="spellStart"/>
+      <w:r>
+        <w:rPr>
+          <w:sz w:val="28"/>
+          <w:lang w:val="en-US"/>
+        </w:rPr>
+        <w:t>ch</w:t>
+      </w:r>
+      <w:proofErr w:type="spellEnd"/>
+      <w:r>
+        <w:rPr>
+          <w:sz w:val="28"/>
+          <w:lang w:val="en-US"/>
+        </w:rPr>
+        <w:t xml:space="preserve"> in </w:t>
+      </w:r>
+      <w:proofErr w:type="gramStart"/>
+      <w:r>
+        <w:rPr>
+          <w:sz w:val="28"/>
+          <w:lang w:val="en-US"/>
+        </w:rPr>
+        <w:t>enumerate(</w:t>
+      </w:r>
+      <w:proofErr w:type="gramEnd"/>
+      <w:r>
+        <w:rPr>
+          <w:sz w:val="28"/>
+          <w:lang w:val="en-US"/>
+        </w:rPr>
+        <w:t>chars)}</w:t>
+      </w:r>
+    </w:p>
+    <w:p>
+      <w:pPr>
+        <w:pStyle w:val="ac"/>
+        <w:spacing w:after="0" w:line="240" w:lineRule="auto"/>
+        <w:rPr>
+          <w:sz w:val="28"/>
+          <w:lang w:val="en-US"/>
+        </w:rPr>
+      </w:pPr>
+      <w:proofErr w:type="spellStart"/>
+      <w:r>
+        <w:rPr>
+          <w:sz w:val="28"/>
+          <w:lang w:val="en-US"/>
+        </w:rPr>
+        <w:t>idx_to_char</w:t>
+      </w:r>
+      <w:proofErr w:type="spellEnd"/>
+      <w:r>
+        <w:rPr>
+          <w:sz w:val="28"/>
+          <w:lang w:val="en-US"/>
+        </w:rPr>
+        <w:t xml:space="preserve"> = {</w:t>
+      </w:r>
+      <w:proofErr w:type="spellStart"/>
+      <w:r>
+        <w:rPr>
+          <w:sz w:val="28"/>
+          <w:lang w:val="en-US"/>
+        </w:rPr>
+        <w:t>i</w:t>
+      </w:r>
+      <w:proofErr w:type="spellEnd"/>
+      <w:r>
+        <w:rPr>
+          <w:sz w:val="28"/>
+          <w:lang w:val="en-US"/>
+        </w:rPr>
+        <w:t xml:space="preserve">: </w:t>
+      </w:r>
+      <w:proofErr w:type="spellStart"/>
+      <w:r>
+        <w:rPr>
+          <w:sz w:val="28"/>
+          <w:lang w:val="en-US"/>
+        </w:rPr>
+        <w:t>ch</w:t>
+      </w:r>
+      <w:proofErr w:type="spellEnd"/>
+      <w:r>
+        <w:rPr>
+          <w:sz w:val="28"/>
+          <w:lang w:val="en-US"/>
+        </w:rPr>
+        <w:t xml:space="preserve"> for </w:t>
+      </w:r>
+      <w:proofErr w:type="spellStart"/>
+      <w:r>
+        <w:rPr>
+          <w:sz w:val="28"/>
+          <w:lang w:val="en-US"/>
+        </w:rPr>
+        <w:t>i</w:t>
+      </w:r>
+      <w:proofErr w:type="spellEnd"/>
+      <w:r>
+        <w:rPr>
+          <w:sz w:val="28"/>
+          <w:lang w:val="en-US"/>
+        </w:rPr>
+        <w:t xml:space="preserve">, </w:t>
+      </w:r>
+      <w:proofErr w:type="spellStart"/>
+      <w:r>
+        <w:rPr>
+          <w:sz w:val="28"/>
+          <w:lang w:val="en-US"/>
+        </w:rPr>
+        <w:t>ch</w:t>
+      </w:r>
+      <w:proofErr w:type="spellEnd"/>
+      <w:r>
+        <w:rPr>
+          <w:sz w:val="28"/>
+          <w:lang w:val="en-US"/>
+        </w:rPr>
+        <w:t xml:space="preserve"> in </w:t>
+      </w:r>
+      <w:proofErr w:type="gramStart"/>
+      <w:r>
+        <w:rPr>
+          <w:sz w:val="28"/>
+          <w:lang w:val="en-US"/>
+        </w:rPr>
+        <w:t>enumerate(</w:t>
+      </w:r>
+      <w:proofErr w:type="gramEnd"/>
+      <w:r>
+        <w:rPr>
+          <w:sz w:val="28"/>
+          <w:lang w:val="en-US"/>
+        </w:rPr>
+        <w:t>chars)}</w:t>
+      </w:r>
+    </w:p>
+    <w:p>
+      <w:pPr>
+        <w:pStyle w:val="ac"/>
+        <w:spacing w:after="0" w:line="240" w:lineRule="auto"/>
+        <w:rPr>
+          <w:sz w:val="28"/>
+          <w:lang w:val="en-US"/>
+        </w:rPr>
+      </w:pPr>
+    </w:p>
+    <w:p>
+      <w:pPr>
+        <w:pStyle w:val="ac"/>
+        <w:spacing w:after="0" w:line="240" w:lineRule="auto"/>
+        <w:rPr>
+          <w:sz w:val="28"/>
+          <w:lang w:val="en-US"/>
+        </w:rPr>
+      </w:pPr>
+      <w:proofErr w:type="spellStart"/>
+      <w:r>
+        <w:rPr>
+          <w:sz w:val="28"/>
+          <w:lang w:val="en-US"/>
+        </w:rPr>
+        <w:t>seq_length</w:t>
+      </w:r>
+      <w:proofErr w:type="spellEnd"/>
+      <w:r>
+        <w:rPr>
+          <w:sz w:val="28"/>
+          <w:lang w:val="en-US"/>
+        </w:rPr>
+        <w:t xml:space="preserve"> = 100</w:t>
+      </w:r>
+    </w:p>
+    <w:p>
+      <w:pPr>
+        <w:pStyle w:val="ac"/>
+        <w:spacing w:after="0" w:line="240" w:lineRule="auto"/>
+        <w:rPr>
+          <w:sz w:val="28"/>
+          <w:lang w:val="en-US"/>
+        </w:rPr>
+      </w:pPr>
+      <w:proofErr w:type="spellStart"/>
+      <w:r>
+        <w:rPr>
+          <w:sz w:val="28"/>
+          <w:lang w:val="en-US"/>
+        </w:rPr>
+        <w:t>vocab_size</w:t>
+      </w:r>
+      <w:proofErr w:type="spellEnd"/>
+      <w:r>
+        <w:rPr>
+          <w:sz w:val="28"/>
+          <w:lang w:val="en-US"/>
+        </w:rPr>
+        <w:t xml:space="preserve"> = </w:t>
+      </w:r>
+      <w:proofErr w:type="spellStart"/>
+      <w:proofErr w:type="gramStart"/>
+      <w:r>
+        <w:rPr>
+          <w:sz w:val="28"/>
+          <w:lang w:val="en-US"/>
+        </w:rPr>
+        <w:t>len</w:t>
+      </w:r>
+      <w:proofErr w:type="spellEnd"/>
+      <w:r>
+        <w:rPr>
+          <w:sz w:val="28"/>
+          <w:lang w:val="en-US"/>
+        </w:rPr>
+        <w:t>(</w:t>
+      </w:r>
+      <w:proofErr w:type="gramEnd"/>
+      <w:r>
+        <w:rPr>
+          <w:sz w:val="28"/>
+          <w:lang w:val="en-US"/>
+        </w:rPr>
+        <w:t>chars)</w:t>
+      </w:r>
+    </w:p>
+    <w:p>
+      <w:pPr>
+        <w:pStyle w:val="ac"/>
+        <w:spacing w:after="0" w:line="240" w:lineRule="auto"/>
+        <w:rPr>
+          <w:sz w:val="28"/>
+          <w:lang w:val="en-US"/>
+        </w:rPr>
+      </w:pPr>
+    </w:p>
+    <w:p>
+      <w:pPr>
+        <w:pStyle w:val="ac"/>
+        <w:spacing w:after="0" w:line="240" w:lineRule="auto"/>
+        <w:rPr>
+          <w:sz w:val="28"/>
+          <w:lang w:val="en-US"/>
+        </w:rPr>
+      </w:pPr>
+      <w:proofErr w:type="gramStart"/>
+      <w:r>
+        <w:rPr>
+          <w:sz w:val="28"/>
+          <w:lang w:val="en-US"/>
+        </w:rPr>
+        <w:t>sequences</w:t>
+      </w:r>
+      <w:proofErr w:type="gramEnd"/>
+      <w:r>
+        <w:rPr>
+          <w:sz w:val="28"/>
+          <w:lang w:val="en-US"/>
+        </w:rPr>
+        <w:t xml:space="preserve"> = []</w:t>
+      </w:r>
+    </w:p>
+    <w:p>
+      <w:pPr>
+        <w:pStyle w:val="ac"/>
+        <w:spacing w:after="0" w:line="240" w:lineRule="auto"/>
+        <w:rPr>
+          <w:sz w:val="28"/>
+          <w:lang w:val="en-US"/>
+        </w:rPr>
+      </w:pPr>
+      <w:proofErr w:type="spellStart"/>
+      <w:r>
+        <w:rPr>
+          <w:sz w:val="28"/>
+          <w:lang w:val="en-US"/>
+        </w:rPr>
+        <w:t>next_chars</w:t>
+      </w:r>
+      <w:proofErr w:type="spellEnd"/>
+      <w:r>
+        <w:rPr>
+          <w:sz w:val="28"/>
+          <w:lang w:val="en-US"/>
+        </w:rPr>
+        <w:t xml:space="preserve"> = []</w:t>
+      </w:r>
+    </w:p>
+    <w:p>
+      <w:pPr>
+        <w:pStyle w:val="ac"/>
+        <w:spacing w:after="0" w:line="240" w:lineRule="auto"/>
+        <w:rPr>
+          <w:sz w:val="28"/>
+          <w:lang w:val="en-US"/>
+        </w:rPr>
+      </w:pPr>
+      <w:proofErr w:type="gramStart"/>
+      <w:r>
+        <w:rPr>
+          <w:sz w:val="28"/>
+          <w:lang w:val="en-US"/>
+        </w:rPr>
+        <w:t>for</w:t>
+      </w:r>
+      <w:proofErr w:type="gramEnd"/>
+      <w:r>
+        <w:rPr>
+          <w:sz w:val="28"/>
+          <w:lang w:val="en-US"/>
+        </w:rPr>
+        <w:t xml:space="preserve"> </w:t>
+      </w:r>
+      <w:proofErr w:type="spellStart"/>
+      <w:r>
+        <w:rPr>
+          <w:sz w:val="28"/>
+          <w:lang w:val="en-US"/>
+        </w:rPr>
+        <w:t>i</w:t>
+      </w:r>
+      <w:proofErr w:type="spellEnd"/>
+      <w:r>
+        <w:rPr>
+          <w:sz w:val="28"/>
+          <w:lang w:val="en-US"/>
+        </w:rPr>
+        <w:t xml:space="preserve"> in range(0, </w:t>
+      </w:r>
+      <w:proofErr w:type="spellStart"/>
+      <w:r>
+        <w:rPr>
+          <w:sz w:val="28"/>
+          <w:lang w:val="en-US"/>
+        </w:rPr>
+        <w:t>len</w:t>
+      </w:r>
+      <w:proofErr w:type="spellEnd"/>
+      <w:r>
+        <w:rPr>
+          <w:sz w:val="28"/>
+          <w:lang w:val="en-US"/>
+        </w:rPr>
+        <w:t xml:space="preserve">(text) - </w:t>
+      </w:r>
+      <w:proofErr w:type="spellStart"/>
+      <w:r>
+        <w:rPr>
+          <w:sz w:val="28"/>
+          <w:lang w:val="en-US"/>
+        </w:rPr>
+        <w:t>seq_length</w:t>
+      </w:r>
+      <w:proofErr w:type="spellEnd"/>
+      <w:r>
+        <w:rPr>
+          <w:sz w:val="28"/>
+          <w:lang w:val="en-US"/>
+        </w:rPr>
+        <w:t>, 1):</w:t>
+      </w:r>
+    </w:p>
+    <w:p>
+      <w:pPr>
+        <w:pStyle w:val="ac"/>
+        <w:spacing w:after="0" w:line="240" w:lineRule="auto"/>
+        <w:rPr>
+          <w:sz w:val="28"/>
+          <w:lang w:val="en-US"/>
+        </w:rPr>
+      </w:pPr>
+      <w:r>
+        <w:rPr>
+          <w:sz w:val="28"/>
+          <w:lang w:val="en-US"/>
+        </w:rPr>
+        <w:t xml:space="preserve">    </w:t>
+      </w:r>
+      <w:proofErr w:type="spellStart"/>
+      <w:proofErr w:type="gramStart"/>
+      <w:r>
+        <w:rPr>
+          <w:sz w:val="28"/>
+          <w:lang w:val="en-US"/>
+        </w:rPr>
+        <w:t>sequences.append</w:t>
+      </w:r>
+      <w:proofErr w:type="spellEnd"/>
+      <w:r>
+        <w:rPr>
+          <w:sz w:val="28"/>
+          <w:lang w:val="en-US"/>
+        </w:rPr>
+        <w:t>(</w:t>
+      </w:r>
+      <w:proofErr w:type="gramEnd"/>
+      <w:r>
+        <w:rPr>
+          <w:sz w:val="28"/>
+          <w:lang w:val="en-US"/>
+        </w:rPr>
+        <w:t>text[</w:t>
+      </w:r>
+      <w:proofErr w:type="spellStart"/>
+      <w:r>
+        <w:rPr>
+          <w:sz w:val="28"/>
+          <w:lang w:val="en-US"/>
+        </w:rPr>
+        <w:t>i:i</w:t>
+      </w:r>
+      <w:proofErr w:type="spellEnd"/>
+      <w:r>
+        <w:rPr>
+          <w:sz w:val="28"/>
+          <w:lang w:val="en-US"/>
+        </w:rPr>
+        <w:t xml:space="preserve"> + </w:t>
+      </w:r>
+      <w:proofErr w:type="spellStart"/>
+      <w:r>
+        <w:rPr>
+          <w:sz w:val="28"/>
+          <w:lang w:val="en-US"/>
+        </w:rPr>
+        <w:t>seq_length</w:t>
+      </w:r>
+      <w:proofErr w:type="spellEnd"/>
+      <w:r>
+        <w:rPr>
+          <w:sz w:val="28"/>
+          <w:lang w:val="en-US"/>
+        </w:rPr>
+        <w:t>])</w:t>
+      </w:r>
+    </w:p>
+    <w:p>
+      <w:pPr>
+        <w:pStyle w:val="ac"/>
+        <w:spacing w:after="0" w:line="240" w:lineRule="auto"/>
+        <w:rPr>
+          <w:sz w:val="28"/>
+          <w:lang w:val="en-US"/>
+        </w:rPr>
+      </w:pPr>
+      <w:r>
+        <w:rPr>
+          <w:sz w:val="28"/>
+          <w:lang w:val="en-US"/>
+        </w:rPr>
+        <w:t xml:space="preserve">    </w:t>
+      </w:r>
+      <w:proofErr w:type="spellStart"/>
+      <w:r>
+        <w:rPr>
+          <w:sz w:val="28"/>
+          <w:lang w:val="en-US"/>
+        </w:rPr>
+        <w:t>next_</w:t>
+      </w:r>
+      <w:proofErr w:type="gramStart"/>
+      <w:r>
+        <w:rPr>
+          <w:sz w:val="28"/>
+          <w:lang w:val="en-US"/>
+        </w:rPr>
+        <w:t>chars.append</w:t>
+      </w:r>
+      <w:proofErr w:type="spellEnd"/>
+      <w:r>
+        <w:rPr>
+          <w:sz w:val="28"/>
+          <w:lang w:val="en-US"/>
+        </w:rPr>
+        <w:t>(</w:t>
+      </w:r>
+      <w:proofErr w:type="gramEnd"/>
+      <w:r>
+        <w:rPr>
+          <w:sz w:val="28"/>
+          <w:lang w:val="en-US"/>
+        </w:rPr>
+        <w:t>text[</w:t>
+      </w:r>
+      <w:proofErr w:type="spellStart"/>
+      <w:r>
+        <w:rPr>
+          <w:sz w:val="28"/>
+          <w:lang w:val="en-US"/>
+        </w:rPr>
+        <w:t>i</w:t>
+      </w:r>
+      <w:proofErr w:type="spellEnd"/>
+      <w:r>
+        <w:rPr>
+          <w:sz w:val="28"/>
+          <w:lang w:val="en-US"/>
+        </w:rPr>
+        <w:t xml:space="preserve"> + </w:t>
+      </w:r>
+      <w:proofErr w:type="spellStart"/>
+      <w:r>
+        <w:rPr>
+          <w:sz w:val="28"/>
+          <w:lang w:val="en-US"/>
+        </w:rPr>
+        <w:t>seq_length</w:t>
+      </w:r>
+      <w:proofErr w:type="spellEnd"/>
+      <w:r>
+        <w:rPr>
+          <w:sz w:val="28"/>
+          <w:lang w:val="en-US"/>
+        </w:rPr>
+        <w:t>])</w:t>
+      </w:r>
+    </w:p>
+    <w:p>
+      <w:pPr>
+        <w:pStyle w:val="ac"/>
+        <w:spacing w:after="0" w:line="240" w:lineRule="auto"/>
+        <w:rPr>
+          <w:sz w:val="28"/>
+          <w:lang w:val="en-US"/>
+        </w:rPr>
+      </w:pPr>
+    </w:p>
+    <w:p>
+      <w:pPr>
+        <w:pStyle w:val="ac"/>
+        <w:spacing w:after="0" w:line="240" w:lineRule="auto"/>
+        <w:rPr>
+          <w:sz w:val="28"/>
+          <w:lang w:val="en-US"/>
+        </w:rPr>
+      </w:pPr>
+      <w:r>
+        <w:rPr>
+          <w:sz w:val="28"/>
+          <w:lang w:val="en-US"/>
+        </w:rPr>
+        <w:t xml:space="preserve">X = </w:t>
+      </w:r>
+      <w:proofErr w:type="spellStart"/>
+      <w:proofErr w:type="gramStart"/>
+      <w:r>
+        <w:rPr>
+          <w:sz w:val="28"/>
+          <w:lang w:val="en-US"/>
+        </w:rPr>
+        <w:t>np.zeros</w:t>
+      </w:r>
+      <w:proofErr w:type="spellEnd"/>
+      <w:r>
+        <w:rPr>
+          <w:sz w:val="28"/>
+          <w:lang w:val="en-US"/>
+        </w:rPr>
+        <w:t>(</w:t>
+      </w:r>
+      <w:proofErr w:type="gramEnd"/>
+      <w:r>
+        <w:rPr>
+          <w:sz w:val="28"/>
+          <w:lang w:val="en-US"/>
+        </w:rPr>
+        <w:t>(</w:t>
+      </w:r>
+      <w:proofErr w:type="spellStart"/>
+      <w:r>
+        <w:rPr>
+          <w:sz w:val="28"/>
+          <w:lang w:val="en-US"/>
+        </w:rPr>
+        <w:t>len</w:t>
+      </w:r>
+      <w:proofErr w:type="spellEnd"/>
+      <w:r>
+        <w:rPr>
+          <w:sz w:val="28"/>
+          <w:lang w:val="en-US"/>
+        </w:rPr>
+        <w:t xml:space="preserve">(sequences), </w:t>
+      </w:r>
+      <w:proofErr w:type="spellStart"/>
+      <w:r>
+        <w:rPr>
+          <w:sz w:val="28"/>
+          <w:lang w:val="en-US"/>
+        </w:rPr>
+        <w:t>seq_length</w:t>
+      </w:r>
+      <w:proofErr w:type="spellEnd"/>
+      <w:r>
+        <w:rPr>
+          <w:sz w:val="28"/>
+          <w:lang w:val="en-US"/>
+        </w:rPr>
+        <w:t xml:space="preserve">, </w:t>
+      </w:r>
+      <w:proofErr w:type="spellStart"/>
+      <w:r>
+        <w:rPr>
+          <w:sz w:val="28"/>
+          <w:lang w:val="en-US"/>
+        </w:rPr>
+        <w:t>vocab_size</w:t>
+      </w:r>
+      <w:proofErr w:type="spellEnd"/>
+      <w:r>
+        <w:rPr>
+          <w:sz w:val="28"/>
+          <w:lang w:val="en-US"/>
+        </w:rPr>
+        <w:t xml:space="preserve">), </w:t>
+      </w:r>
+      <w:proofErr w:type="spellStart"/>
+      <w:r>
+        <w:rPr>
+          <w:sz w:val="28"/>
+          <w:lang w:val="en-US"/>
+        </w:rPr>
+        <w:t>dtype</w:t>
+      </w:r>
+      <w:proofErr w:type="spellEnd"/>
+      <w:r>
+        <w:rPr>
+          <w:sz w:val="28"/>
+          <w:lang w:val="en-US"/>
+        </w:rPr>
+        <w:t>=np.float32)</w:t>
+      </w:r>
+    </w:p>
+    <w:p>
+      <w:pPr>
+        <w:pStyle w:val="ac"/>
+        <w:spacing w:after="0" w:line="240" w:lineRule="auto"/>
+        <w:rPr>
+          <w:sz w:val="28"/>
+          <w:lang w:val="en-US"/>
+        </w:rPr>
+      </w:pPr>
+      <w:r>
+        <w:rPr>
+          <w:sz w:val="28"/>
+          <w:lang w:val="en-US"/>
+        </w:rPr>
+        <w:t xml:space="preserve">y = </w:t>
+      </w:r>
+      <w:proofErr w:type="spellStart"/>
+      <w:proofErr w:type="gramStart"/>
+      <w:r>
+        <w:rPr>
+          <w:sz w:val="28"/>
+          <w:lang w:val="en-US"/>
+        </w:rPr>
+        <w:t>np.zeros</w:t>
+      </w:r>
+      <w:proofErr w:type="spellEnd"/>
+      <w:r>
+        <w:rPr>
+          <w:sz w:val="28"/>
+          <w:lang w:val="en-US"/>
+        </w:rPr>
+        <w:t>(</w:t>
+      </w:r>
+      <w:proofErr w:type="gramEnd"/>
+      <w:r>
+        <w:rPr>
+          <w:sz w:val="28"/>
+          <w:lang w:val="en-US"/>
+        </w:rPr>
+        <w:t>(</w:t>
+      </w:r>
+      <w:proofErr w:type="spellStart"/>
+      <w:r>
+        <w:rPr>
+          <w:sz w:val="28"/>
+          <w:lang w:val="en-US"/>
+        </w:rPr>
+        <w:t>len</w:t>
+      </w:r>
+      <w:proofErr w:type="spellEnd"/>
+      <w:r>
+        <w:rPr>
+          <w:sz w:val="28"/>
+          <w:lang w:val="en-US"/>
+        </w:rPr>
+        <w:t xml:space="preserve">(sequences), </w:t>
+      </w:r>
+      <w:proofErr w:type="spellStart"/>
+      <w:r>
+        <w:rPr>
+          <w:sz w:val="28"/>
+          <w:lang w:val="en-US"/>
+        </w:rPr>
+        <w:t>vocab_size</w:t>
+      </w:r>
+      <w:proofErr w:type="spellEnd"/>
+      <w:r>
+        <w:rPr>
+          <w:sz w:val="28"/>
+          <w:lang w:val="en-US"/>
+        </w:rPr>
+        <w:t xml:space="preserve">), </w:t>
+      </w:r>
+      <w:proofErr w:type="spellStart"/>
+      <w:r>
+        <w:rPr>
+          <w:sz w:val="28"/>
+          <w:lang w:val="en-US"/>
+        </w:rPr>
+        <w:t>dtype</w:t>
+      </w:r>
+      <w:proofErr w:type="spellEnd"/>
+      <w:r>
+        <w:rPr>
+          <w:sz w:val="28"/>
+          <w:lang w:val="en-US"/>
+        </w:rPr>
+        <w:t>=np.float32)</w:t>
+      </w:r>
+    </w:p>
+    <w:p>
+      <w:pPr>
+        <w:pStyle w:val="ac"/>
+        <w:spacing w:after="0" w:line="240" w:lineRule="auto"/>
+        <w:rPr>
+          <w:sz w:val="28"/>
+          <w:lang w:val="en-US"/>
+        </w:rPr>
+      </w:pPr>
+    </w:p>
+    <w:p>
+      <w:pPr>
+        <w:pStyle w:val="ac"/>
+        <w:spacing w:after="0" w:line="240" w:lineRule="auto"/>
+        <w:rPr>
+          <w:sz w:val="28"/>
+          <w:lang w:val="en-US"/>
+        </w:rPr>
+      </w:pPr>
+      <w:proofErr w:type="gramStart"/>
+      <w:r>
+        <w:rPr>
+          <w:sz w:val="28"/>
+          <w:lang w:val="en-US"/>
+        </w:rPr>
+        <w:t>for</w:t>
+      </w:r>
+      <w:proofErr w:type="gramEnd"/>
+      <w:r>
+        <w:rPr>
+          <w:sz w:val="28"/>
+          <w:lang w:val="en-US"/>
+        </w:rPr>
+        <w:t xml:space="preserve"> </w:t>
+      </w:r>
+      <w:proofErr w:type="spellStart"/>
+      <w:r>
+        <w:rPr>
+          <w:sz w:val="28"/>
+          <w:lang w:val="en-US"/>
+        </w:rPr>
+        <w:t>i</w:t>
+      </w:r>
+      <w:proofErr w:type="spellEnd"/>
+      <w:r>
+        <w:rPr>
+          <w:sz w:val="28"/>
+          <w:lang w:val="en-US"/>
+        </w:rPr>
+        <w:t xml:space="preserve">, </w:t>
+      </w:r>
+      <w:proofErr w:type="spellStart"/>
+      <w:r>
+        <w:rPr>
+          <w:sz w:val="28"/>
+          <w:lang w:val="en-US"/>
+        </w:rPr>
+        <w:t>seq</w:t>
+      </w:r>
+      <w:proofErr w:type="spellEnd"/>
+      <w:r>
+        <w:rPr>
+          <w:sz w:val="28"/>
+          <w:lang w:val="en-US"/>
+        </w:rPr>
+        <w:t xml:space="preserve"> in enumerate(sequences):</w:t>
+      </w:r>
+    </w:p>
+    <w:p>
+      <w:pPr>
+        <w:pStyle w:val="ac"/>
+        <w:spacing w:after="0" w:line="240" w:lineRule="auto"/>
+        <w:rPr>
+          <w:sz w:val="28"/>
+          <w:lang w:val="en-US"/>
+        </w:rPr>
+      </w:pPr>
+      <w:r>
+        <w:rPr>
+          <w:sz w:val="28"/>
+          <w:lang w:val="en-US"/>
+        </w:rPr>
+        <w:t xml:space="preserve">    </w:t>
+      </w:r>
+      <w:proofErr w:type="gramStart"/>
+      <w:r>
+        <w:rPr>
+          <w:sz w:val="28"/>
+          <w:lang w:val="en-US"/>
+        </w:rPr>
+        <w:t>for</w:t>
+      </w:r>
+      <w:proofErr w:type="gramEnd"/>
+      <w:r>
+        <w:rPr>
+          <w:sz w:val="28"/>
+          <w:lang w:val="en-US"/>
+        </w:rPr>
+        <w:t xml:space="preserve"> t, char in enumerate(</w:t>
+      </w:r>
+      <w:proofErr w:type="spellStart"/>
+      <w:r>
+        <w:rPr>
+          <w:sz w:val="28"/>
+          <w:lang w:val="en-US"/>
+        </w:rPr>
+        <w:t>seq</w:t>
+      </w:r>
+      <w:proofErr w:type="spellEnd"/>
+      <w:r>
+        <w:rPr>
+          <w:sz w:val="28"/>
+          <w:lang w:val="en-US"/>
+        </w:rPr>
+        <w:t>):</w:t>
+      </w:r>
+    </w:p>
+    <w:p>
+      <w:pPr>
+        <w:pStyle w:val="ac"/>
+        <w:spacing w:after="0" w:line="240" w:lineRule="auto"/>
+        <w:rPr>
+          <w:sz w:val="28"/>
+          <w:lang w:val="en-US"/>
+        </w:rPr>
+      </w:pPr>
+      <w:r>
+        <w:rPr>
+          <w:sz w:val="28"/>
+          <w:lang w:val="en-US"/>
+        </w:rPr>
+        <w:t xml:space="preserve">        </w:t>
+      </w:r>
+      <w:proofErr w:type="gramStart"/>
+      <w:r>
+        <w:rPr>
+          <w:sz w:val="28"/>
+          <w:lang w:val="en-US"/>
+        </w:rPr>
+        <w:t>X[</w:t>
+      </w:r>
+      <w:proofErr w:type="spellStart"/>
+      <w:proofErr w:type="gramEnd"/>
+      <w:r>
+        <w:rPr>
+          <w:sz w:val="28"/>
+          <w:lang w:val="en-US"/>
+        </w:rPr>
+        <w:t>i</w:t>
+      </w:r>
+      <w:proofErr w:type="spellEnd"/>
+      <w:r>
+        <w:rPr>
+          <w:sz w:val="28"/>
+          <w:lang w:val="en-US"/>
+        </w:rPr>
+        <w:t xml:space="preserve">, t, </w:t>
+      </w:r>
+      <w:proofErr w:type="spellStart"/>
+      <w:r>
+        <w:rPr>
+          <w:sz w:val="28"/>
+          <w:lang w:val="en-US"/>
+        </w:rPr>
+        <w:t>char_to_idx</w:t>
+      </w:r>
+      <w:proofErr w:type="spellEnd"/>
+      <w:r>
+        <w:rPr>
+          <w:sz w:val="28"/>
+          <w:lang w:val="en-US"/>
+        </w:rPr>
+        <w:t>[char]] = 1</w:t>
+      </w:r>
+    </w:p>
+    <w:p>
+      <w:pPr>
+        <w:pStyle w:val="ac"/>
+        <w:spacing w:after="0" w:line="240" w:lineRule="auto"/>
+        <w:rPr>
+          <w:sz w:val="28"/>
+          <w:lang w:val="en-US"/>
+        </w:rPr>
+      </w:pPr>
+      <w:r>
+        <w:rPr>
+          <w:sz w:val="28"/>
+          <w:lang w:val="en-US"/>
+        </w:rPr>
+        <w:t xml:space="preserve">    </w:t>
+      </w:r>
+      <w:proofErr w:type="gramStart"/>
+      <w:r>
+        <w:rPr>
+          <w:sz w:val="28"/>
+          <w:lang w:val="en-US"/>
+        </w:rPr>
+        <w:t>y[</w:t>
+      </w:r>
+      <w:proofErr w:type="spellStart"/>
+      <w:proofErr w:type="gramEnd"/>
+      <w:r>
+        <w:rPr>
+          <w:sz w:val="28"/>
+          <w:lang w:val="en-US"/>
+        </w:rPr>
+        <w:t>i</w:t>
+      </w:r>
+      <w:proofErr w:type="spellEnd"/>
+      <w:r>
+        <w:rPr>
+          <w:sz w:val="28"/>
+          <w:lang w:val="en-US"/>
+        </w:rPr>
+        <w:t xml:space="preserve">, </w:t>
+      </w:r>
+      <w:proofErr w:type="spellStart"/>
+      <w:r>
+        <w:rPr>
+          <w:sz w:val="28"/>
+          <w:lang w:val="en-US"/>
+        </w:rPr>
+        <w:t>char_to_idx</w:t>
+      </w:r>
+      <w:proofErr w:type="spellEnd"/>
+      <w:r>
+        <w:rPr>
+          <w:sz w:val="28"/>
+          <w:lang w:val="en-US"/>
+        </w:rPr>
+        <w:t>[</w:t>
+      </w:r>
+      <w:proofErr w:type="spellStart"/>
+      <w:r>
+        <w:rPr>
+          <w:sz w:val="28"/>
+          <w:lang w:val="en-US"/>
+        </w:rPr>
+        <w:t>next_chars</w:t>
+      </w:r>
+      <w:proofErr w:type="spellEnd"/>
+      <w:r>
+        <w:rPr>
+          <w:sz w:val="28"/>
+          <w:lang w:val="en-US"/>
+        </w:rPr>
+        <w:t>[</w:t>
+      </w:r>
+      <w:proofErr w:type="spellStart"/>
+      <w:r>
+        <w:rPr>
+          <w:sz w:val="28"/>
+          <w:lang w:val="en-US"/>
+        </w:rPr>
+        <w:t>i</w:t>
+      </w:r>
+      <w:proofErr w:type="spellEnd"/>
+      <w:r>
+        <w:rPr>
+          <w:sz w:val="28"/>
+          <w:lang w:val="en-US"/>
+        </w:rPr>
+        <w:t>]]] = 1</w:t>
+      </w:r>
+    </w:p>
+    <w:p>
+      <w:pPr>
+        <w:pStyle w:val="ac"/>
+        <w:spacing w:after="0" w:line="240" w:lineRule="auto"/>
+        <w:rPr>
+          <w:sz w:val="28"/>
+          <w:lang w:val="en-US"/>
+        </w:rPr>
+      </w:pPr>
+    </w:p>
+    <w:p>
+      <w:pPr>
+        <w:pStyle w:val="ac"/>
+        <w:spacing w:after="0" w:line="240" w:lineRule="auto"/>
+        <w:rPr>
+          <w:sz w:val="28"/>
+          <w:lang w:val="en-US"/>
+        </w:rPr>
+      </w:pPr>
+      <w:proofErr w:type="gramStart"/>
+      <w:r>
+        <w:rPr>
+          <w:sz w:val="28"/>
+          <w:lang w:val="en-US"/>
+        </w:rPr>
+        <w:t>class</w:t>
+      </w:r>
+      <w:proofErr w:type="gramEnd"/>
+      <w:r>
+        <w:rPr>
+          <w:sz w:val="28"/>
+          <w:lang w:val="en-US"/>
+        </w:rPr>
+        <w:t xml:space="preserve"> </w:t>
+      </w:r>
+      <w:proofErr w:type="spellStart"/>
+      <w:r>
+        <w:rPr>
+          <w:sz w:val="28"/>
+          <w:lang w:val="en-US"/>
+        </w:rPr>
+        <w:t>LSTMModel</w:t>
+      </w:r>
+      <w:proofErr w:type="spellEnd"/>
+      <w:r>
+        <w:rPr>
+          <w:sz w:val="28"/>
+          <w:lang w:val="en-US"/>
+        </w:rPr>
+        <w:t>(</w:t>
+      </w:r>
+      <w:proofErr w:type="spellStart"/>
+      <w:r>
+        <w:rPr>
+          <w:sz w:val="28"/>
+          <w:lang w:val="en-US"/>
+        </w:rPr>
+        <w:t>nn.Module</w:t>
+      </w:r>
+      <w:proofErr w:type="spellEnd"/>
+      <w:r>
+        <w:rPr>
+          <w:sz w:val="28"/>
+          <w:lang w:val="en-US"/>
+        </w:rPr>
+        <w:t>):</w:t>
+      </w:r>
+    </w:p>
+    <w:p>
+      <w:pPr>
+        <w:pStyle w:val="ac"/>
+        <w:spacing w:after="0" w:line="240" w:lineRule="auto"/>
+        <w:rPr>
+          <w:sz w:val="28"/>
+          <w:lang w:val="en-US"/>
+        </w:rPr>
+      </w:pPr>
+      <w:r>
+        <w:rPr>
+          <w:sz w:val="28"/>
+          <w:lang w:val="en-US"/>
+        </w:rPr>
+        <w:t xml:space="preserve">    </w:t>
+      </w:r>
+      <w:proofErr w:type="spellStart"/>
+      <w:proofErr w:type="gramStart"/>
+      <w:r>
+        <w:rPr>
+          <w:sz w:val="28"/>
+          <w:lang w:val="en-US"/>
+        </w:rPr>
+        <w:t>def</w:t>
+      </w:r>
+      <w:proofErr w:type="spellEnd"/>
+      <w:proofErr w:type="gramEnd"/>
+      <w:r>
+        <w:rPr>
+          <w:sz w:val="28"/>
+          <w:lang w:val="en-US"/>
+        </w:rPr>
+        <w:t xml:space="preserve"> __</w:t>
+      </w:r>
+      <w:proofErr w:type="spellStart"/>
+      <w:r>
+        <w:rPr>
+          <w:sz w:val="28"/>
+          <w:lang w:val="en-US"/>
+        </w:rPr>
+        <w:t>init</w:t>
+      </w:r>
+      <w:proofErr w:type="spellEnd"/>
+      <w:r>
+        <w:rPr>
+          <w:sz w:val="28"/>
+          <w:lang w:val="en-US"/>
+        </w:rPr>
+        <w:t xml:space="preserve">__(self, </w:t>
+      </w:r>
+      <w:proofErr w:type="spellStart"/>
+      <w:r>
+        <w:rPr>
+          <w:sz w:val="28"/>
+          <w:lang w:val="en-US"/>
+        </w:rPr>
+        <w:t>vocab_size</w:t>
+      </w:r>
+      <w:proofErr w:type="spellEnd"/>
+      <w:r>
+        <w:rPr>
+          <w:sz w:val="28"/>
+          <w:lang w:val="en-US"/>
+        </w:rPr>
+        <w:t xml:space="preserve">, </w:t>
+      </w:r>
+      <w:proofErr w:type="spellStart"/>
+      <w:r>
+        <w:rPr>
+          <w:sz w:val="28"/>
+          <w:lang w:val="en-US"/>
+        </w:rPr>
+        <w:t>hidden_dim</w:t>
+      </w:r>
+      <w:proofErr w:type="spellEnd"/>
+      <w:r>
+        <w:rPr>
+          <w:sz w:val="28"/>
+          <w:lang w:val="en-US"/>
+        </w:rPr>
+        <w:t xml:space="preserve">=128, </w:t>
+      </w:r>
+      <w:proofErr w:type="spellStart"/>
+      <w:r>
+        <w:rPr>
+          <w:sz w:val="28"/>
+          <w:lang w:val="en-US"/>
+        </w:rPr>
+        <w:t>num_layers</w:t>
+      </w:r>
+      <w:proofErr w:type="spellEnd"/>
+      <w:r>
+        <w:rPr>
+          <w:sz w:val="28"/>
+          <w:lang w:val="en-US"/>
+        </w:rPr>
+        <w:t>=2):</w:t>
+      </w:r>
+    </w:p>
+    <w:p>
+      <w:pPr>
+        <w:pStyle w:val="ac"/>
+        <w:spacing w:after="0" w:line="240" w:lineRule="auto"/>
+        <w:rPr>
+          <w:sz w:val="28"/>
+          <w:lang w:val="en-US"/>
+        </w:rPr>
+      </w:pPr>
+      <w:r>
+        <w:rPr>
+          <w:sz w:val="28"/>
+          <w:lang w:val="en-US"/>
+        </w:rPr>
+        <w:t xml:space="preserve">        </w:t>
+      </w:r>
+      <w:proofErr w:type="gramStart"/>
+      <w:r>
+        <w:rPr>
+          <w:sz w:val="28"/>
+          <w:lang w:val="en-US"/>
+        </w:rPr>
+        <w:t>super(</w:t>
+      </w:r>
+      <w:proofErr w:type="spellStart"/>
+      <w:proofErr w:type="gramEnd"/>
+      <w:r>
+        <w:rPr>
+          <w:sz w:val="28"/>
+          <w:lang w:val="en-US"/>
+        </w:rPr>
+        <w:t>LSTMModel</w:t>
+      </w:r>
+      <w:proofErr w:type="spellEnd"/>
+      <w:r>
+        <w:rPr>
+          <w:sz w:val="28"/>
+          <w:lang w:val="en-US"/>
+        </w:rPr>
+        <w:t>, self).__</w:t>
+      </w:r>
+      <w:proofErr w:type="spellStart"/>
+      <w:r>
+        <w:rPr>
+          <w:sz w:val="28"/>
+          <w:lang w:val="en-US"/>
+        </w:rPr>
+        <w:t>init</w:t>
+      </w:r>
+      <w:proofErr w:type="spellEnd"/>
+      <w:r>
+        <w:rPr>
+          <w:sz w:val="28"/>
+          <w:lang w:val="en-US"/>
+        </w:rPr>
+        <w:t>__()</w:t>
+      </w:r>
+    </w:p>
+    <w:p>
+      <w:pPr>
+        <w:pStyle w:val="ac"/>
+        <w:spacing w:after="0" w:line="240" w:lineRule="auto"/>
+        <w:rPr>
+          <w:sz w:val="28"/>
+          <w:lang w:val="en-US"/>
+        </w:rPr>
+      </w:pPr>
+      <w:r>
+        <w:rPr>
+          <w:sz w:val="28"/>
+          <w:lang w:val="en-US"/>
+        </w:rPr>
+        <w:t xml:space="preserve">        </w:t>
+      </w:r>
+      <w:proofErr w:type="spellStart"/>
+      <w:r>
+        <w:rPr>
+          <w:sz w:val="28"/>
+          <w:lang w:val="en-US"/>
+        </w:rPr>
+        <w:t>self.hidden_dim</w:t>
+      </w:r>
+      <w:proofErr w:type="spellEnd"/>
+      <w:r>
+        <w:rPr>
+          <w:sz w:val="28"/>
+          <w:lang w:val="en-US"/>
+        </w:rPr>
+        <w:t xml:space="preserve"> = </w:t>
+      </w:r>
+      <w:proofErr w:type="spellStart"/>
+      <w:r>
+        <w:rPr>
+          <w:sz w:val="28"/>
+          <w:lang w:val="en-US"/>
+        </w:rPr>
+        <w:t>hidden_dim</w:t>
+      </w:r>
+      <w:proofErr w:type="spellEnd"/>
+    </w:p>
+    <w:p>
+      <w:pPr>
+        <w:pStyle w:val="ac"/>
+        <w:spacing w:after="0" w:line="240" w:lineRule="auto"/>
+        <w:rPr>
+          <w:sz w:val="28"/>
+          <w:lang w:val="en-US"/>
+        </w:rPr>
+      </w:pPr>
+      <w:r>
+        <w:rPr>
+          <w:sz w:val="28"/>
+          <w:lang w:val="en-US"/>
+        </w:rPr>
+        <w:t xml:space="preserve">        </w:t>
+      </w:r>
+      <w:proofErr w:type="spellStart"/>
+      <w:r>
+        <w:rPr>
+          <w:sz w:val="28"/>
+          <w:lang w:val="en-US"/>
+        </w:rPr>
+        <w:t>self.num_layers</w:t>
+      </w:r>
+      <w:proofErr w:type="spellEnd"/>
+      <w:r>
+        <w:rPr>
+          <w:sz w:val="28"/>
+          <w:lang w:val="en-US"/>
+        </w:rPr>
+        <w:t xml:space="preserve"> = </w:t>
+      </w:r>
+      <w:proofErr w:type="spellStart"/>
+      <w:r>
+        <w:rPr>
+          <w:sz w:val="28"/>
+          <w:lang w:val="en-US"/>
+        </w:rPr>
+        <w:t>num_layers</w:t>
+      </w:r>
+      <w:proofErr w:type="spellEnd"/>
+    </w:p>
+    <w:p>
+      <w:pPr>
+        <w:pStyle w:val="ac"/>
+        <w:spacing w:after="0" w:line="240" w:lineRule="auto"/>
+        <w:rPr>
+          <w:sz w:val="28"/>
+          <w:lang w:val="en-US"/>
+        </w:rPr>
+      </w:pPr>
+      <w:r>
+        <w:rPr>
+          <w:sz w:val="28"/>
+          <w:lang w:val="en-US"/>
+        </w:rPr>
+        <w:t xml:space="preserve">        </w:t>
+      </w:r>
+      <w:proofErr w:type="spellStart"/>
+      <w:r>
+        <w:rPr>
+          <w:sz w:val="28"/>
+          <w:lang w:val="en-US"/>
+        </w:rPr>
+        <w:t>self.lstm</w:t>
+      </w:r>
+      <w:proofErr w:type="spellEnd"/>
+      <w:r>
+        <w:rPr>
+          <w:sz w:val="28"/>
+          <w:lang w:val="en-US"/>
+        </w:rPr>
+        <w:t xml:space="preserve"> = </w:t>
+      </w:r>
+      <w:proofErr w:type="spellStart"/>
+      <w:proofErr w:type="gramStart"/>
+      <w:r>
+        <w:rPr>
+          <w:sz w:val="28"/>
+          <w:lang w:val="en-US"/>
+        </w:rPr>
+        <w:t>nn.LSTM</w:t>
+      </w:r>
+      <w:proofErr w:type="spellEnd"/>
+      <w:r>
+        <w:rPr>
+          <w:sz w:val="28"/>
+          <w:lang w:val="en-US"/>
+        </w:rPr>
+        <w:t>(</w:t>
+      </w:r>
+      <w:proofErr w:type="spellStart"/>
+      <w:proofErr w:type="gramEnd"/>
+      <w:r>
+        <w:rPr>
+          <w:sz w:val="28"/>
+          <w:lang w:val="en-US"/>
+        </w:rPr>
+        <w:t>vocab_size</w:t>
+      </w:r>
+      <w:proofErr w:type="spellEnd"/>
+      <w:r>
+        <w:rPr>
+          <w:sz w:val="28"/>
+          <w:lang w:val="en-US"/>
+        </w:rPr>
+        <w:t xml:space="preserve">, </w:t>
+      </w:r>
+      <w:proofErr w:type="spellStart"/>
+      <w:r>
+        <w:rPr>
+          <w:sz w:val="28"/>
+          <w:lang w:val="en-US"/>
+        </w:rPr>
+        <w:t>hidden_dim</w:t>
+      </w:r>
+      <w:proofErr w:type="spellEnd"/>
+      <w:r>
+        <w:rPr>
+          <w:sz w:val="28"/>
+          <w:lang w:val="en-US"/>
+        </w:rPr>
+        <w:t xml:space="preserve">, </w:t>
+      </w:r>
+      <w:proofErr w:type="spellStart"/>
+      <w:r>
+        <w:rPr>
+          <w:sz w:val="28"/>
+          <w:lang w:val="en-US"/>
+        </w:rPr>
+        <w:t>num_layers</w:t>
+      </w:r>
+      <w:proofErr w:type="spellEnd"/>
+      <w:r>
+        <w:rPr>
+          <w:sz w:val="28"/>
+          <w:lang w:val="en-US"/>
+        </w:rPr>
+        <w:t xml:space="preserve">, </w:t>
+      </w:r>
+      <w:proofErr w:type="spellStart"/>
+      <w:r>
+        <w:rPr>
+          <w:sz w:val="28"/>
+          <w:lang w:val="en-US"/>
+        </w:rPr>
+        <w:t>batch_first</w:t>
+      </w:r>
+      <w:proofErr w:type="spellEnd"/>
+      <w:r>
+        <w:rPr>
+          <w:sz w:val="28"/>
+          <w:lang w:val="en-US"/>
+        </w:rPr>
+        <w:t>=True)</w:t>
+      </w:r>
+    </w:p>
+    <w:p>
+      <w:pPr>
+        <w:pStyle w:val="ac"/>
+        <w:spacing w:after="0" w:line="240" w:lineRule="auto"/>
+        <w:rPr>
+          <w:sz w:val="28"/>
+          <w:lang w:val="en-US"/>
+        </w:rPr>
+      </w:pPr>
+      <w:r>
+        <w:rPr>
+          <w:sz w:val="28"/>
+          <w:lang w:val="en-US"/>
+        </w:rPr>
+        <w:t xml:space="preserve">        </w:t>
+      </w:r>
+      <w:proofErr w:type="spellStart"/>
+      <w:r>
+        <w:rPr>
+          <w:sz w:val="28"/>
+          <w:lang w:val="en-US"/>
+        </w:rPr>
+        <w:t>self.fc</w:t>
+      </w:r>
+      <w:proofErr w:type="spellEnd"/>
+      <w:r>
+        <w:rPr>
+          <w:sz w:val="28"/>
+          <w:lang w:val="en-US"/>
+        </w:rPr>
+        <w:t xml:space="preserve"> = </w:t>
+      </w:r>
+      <w:proofErr w:type="spellStart"/>
+      <w:proofErr w:type="gramStart"/>
+      <w:r>
+        <w:rPr>
+          <w:sz w:val="28"/>
+          <w:lang w:val="en-US"/>
+        </w:rPr>
+        <w:t>nn.Linear</w:t>
+      </w:r>
+      <w:proofErr w:type="spellEnd"/>
+      <w:r>
+        <w:rPr>
+          <w:sz w:val="28"/>
+          <w:lang w:val="en-US"/>
+        </w:rPr>
+        <w:t>(</w:t>
+      </w:r>
+      <w:proofErr w:type="spellStart"/>
+      <w:proofErr w:type="gramEnd"/>
+      <w:r>
+        <w:rPr>
+          <w:sz w:val="28"/>
+          <w:lang w:val="en-US"/>
+        </w:rPr>
+        <w:t>hidden_dim</w:t>
+      </w:r>
+      <w:proofErr w:type="spellEnd"/>
+      <w:r>
+        <w:rPr>
+          <w:sz w:val="28"/>
+          <w:lang w:val="en-US"/>
+        </w:rPr>
+        <w:t xml:space="preserve">, </w:t>
+      </w:r>
+      <w:proofErr w:type="spellStart"/>
+      <w:r>
+        <w:rPr>
+          <w:sz w:val="28"/>
+          <w:lang w:val="en-US"/>
+        </w:rPr>
+        <w:t>vocab_size</w:t>
+      </w:r>
+      <w:proofErr w:type="spellEnd"/>
+      <w:r>
+        <w:rPr>
+          <w:sz w:val="28"/>
+          <w:lang w:val="en-US"/>
+        </w:rPr>
+        <w:t>)</w:t>
+      </w:r>
+    </w:p>
+    <w:p>
+      <w:pPr>
+        <w:pStyle w:val="ac"/>
+        <w:spacing w:after="0" w:line="240" w:lineRule="auto"/>
+        <w:rPr>
+          <w:sz w:val="28"/>
+          <w:lang w:val="en-US"/>
+        </w:rPr>
+      </w:pPr>
+      <w:r>
+        <w:rPr>
+          <w:sz w:val="28"/>
+          <w:lang w:val="en-US"/>
+        </w:rPr>
+        <w:t xml:space="preserve">    </w:t>
+      </w:r>
+    </w:p>
+    <w:p>
+      <w:pPr>
+        <w:pStyle w:val="ac"/>
+        <w:spacing w:after="0" w:line="240" w:lineRule="auto"/>
+        <w:rPr>
+          <w:sz w:val="28"/>
+          <w:lang w:val="en-US"/>
+        </w:rPr>
+      </w:pPr>
+      <w:r>
+        <w:rPr>
+          <w:sz w:val="28"/>
+          <w:lang w:val="en-US"/>
+        </w:rPr>
+        <w:t xml:space="preserve">    </w:t>
+      </w:r>
+      <w:proofErr w:type="spellStart"/>
+      <w:proofErr w:type="gramStart"/>
+      <w:r>
+        <w:rPr>
+          <w:sz w:val="28"/>
+          <w:lang w:val="en-US"/>
+        </w:rPr>
+        <w:t>def</w:t>
+      </w:r>
+      <w:proofErr w:type="spellEnd"/>
+      <w:proofErr w:type="gramEnd"/>
+      <w:r>
+        <w:rPr>
+          <w:sz w:val="28"/>
+          <w:lang w:val="en-US"/>
+        </w:rPr>
+        <w:t xml:space="preserve"> forward(self, x, hidden=None):</w:t>
+      </w:r>
+    </w:p>
+    <w:p>
+      <w:pPr>
+        <w:pStyle w:val="ac"/>
+        <w:spacing w:after="0" w:line="240" w:lineRule="auto"/>
+        <w:rPr>
+          <w:sz w:val="28"/>
+          <w:lang w:val="en-US"/>
+        </w:rPr>
+      </w:pPr>
+      <w:r>
+        <w:rPr>
+          <w:sz w:val="28"/>
+          <w:lang w:val="en-US"/>
+        </w:rPr>
+        <w:t xml:space="preserve">        </w:t>
+      </w:r>
+      <w:proofErr w:type="gramStart"/>
+      <w:r>
+        <w:rPr>
+          <w:sz w:val="28"/>
+          <w:lang w:val="en-US"/>
+        </w:rPr>
+        <w:t>if</w:t>
+      </w:r>
+      <w:proofErr w:type="gramEnd"/>
+      <w:r>
+        <w:rPr>
+          <w:sz w:val="28"/>
+          <w:lang w:val="en-US"/>
+        </w:rPr>
+        <w:t xml:space="preserve"> hidden is None:</w:t>
+      </w:r>
+    </w:p>
+    <w:p>
+      <w:pPr>
+        <w:pStyle w:val="ac"/>
+        <w:spacing w:after="0" w:line="240" w:lineRule="auto"/>
+        <w:rPr>
+          <w:sz w:val="28"/>
+          <w:lang w:val="en-US"/>
+        </w:rPr>
+      </w:pPr>
+      <w:r>
+        <w:rPr>
+          <w:sz w:val="28"/>
+          <w:lang w:val="en-US"/>
+        </w:rPr>
+        <w:t xml:space="preserve">            h0 = </w:t>
+      </w:r>
+      <w:proofErr w:type="spellStart"/>
+      <w:proofErr w:type="gramStart"/>
+      <w:r>
+        <w:rPr>
+          <w:sz w:val="28"/>
+          <w:lang w:val="en-US"/>
+        </w:rPr>
+        <w:t>torch.zeros</w:t>
+      </w:r>
+      <w:proofErr w:type="spellEnd"/>
+      <w:r>
+        <w:rPr>
+          <w:sz w:val="28"/>
+          <w:lang w:val="en-US"/>
+        </w:rPr>
+        <w:t>(</w:t>
+      </w:r>
+      <w:proofErr w:type="spellStart"/>
+      <w:proofErr w:type="gramEnd"/>
+      <w:r>
+        <w:rPr>
+          <w:sz w:val="28"/>
+          <w:lang w:val="en-US"/>
+        </w:rPr>
+        <w:t>self.num_layers</w:t>
+      </w:r>
+      <w:proofErr w:type="spellEnd"/>
+      <w:r>
+        <w:rPr>
+          <w:sz w:val="28"/>
+          <w:lang w:val="en-US"/>
+        </w:rPr>
+        <w:t xml:space="preserve">, </w:t>
+      </w:r>
+      <w:proofErr w:type="spellStart"/>
+      <w:r>
+        <w:rPr>
+          <w:sz w:val="28"/>
+          <w:lang w:val="en-US"/>
+        </w:rPr>
+        <w:t>x.size</w:t>
+      </w:r>
+      <w:proofErr w:type="spellEnd"/>
+      <w:r>
+        <w:rPr>
+          <w:sz w:val="28"/>
+          <w:lang w:val="en-US"/>
+        </w:rPr>
+        <w:t xml:space="preserve">(0), </w:t>
+      </w:r>
+      <w:proofErr w:type="spellStart"/>
+      <w:r>
+        <w:rPr>
+          <w:sz w:val="28"/>
+          <w:lang w:val="en-US"/>
+        </w:rPr>
+        <w:t>self.hidden_dim</w:t>
+      </w:r>
+      <w:proofErr w:type="spellEnd"/>
+      <w:r>
+        <w:rPr>
+          <w:sz w:val="28"/>
+          <w:lang w:val="en-US"/>
+        </w:rPr>
+        <w:t>).to(</w:t>
+      </w:r>
+      <w:proofErr w:type="spellStart"/>
+      <w:r>
+        <w:rPr>
+          <w:sz w:val="28"/>
+          <w:lang w:val="en-US"/>
+        </w:rPr>
+        <w:t>x.device</w:t>
+      </w:r>
+      <w:proofErr w:type="spellEnd"/>
+      <w:r>
+        <w:rPr>
+          <w:sz w:val="28"/>
+          <w:lang w:val="en-US"/>
+        </w:rPr>
+        <w:t>)</w:t>
+      </w:r>
+    </w:p>
+    <w:p>
+      <w:pPr>
+        <w:pStyle w:val="ac"/>
+        <w:spacing w:after="0" w:line="240" w:lineRule="auto"/>
+        <w:rPr>
+          <w:sz w:val="28"/>
+          <w:lang w:val="en-US"/>
+        </w:rPr>
+      </w:pPr>
+      <w:r>
+        <w:rPr>
+          <w:sz w:val="28"/>
+          <w:lang w:val="en-US"/>
+        </w:rPr>
+        <w:t xml:space="preserve">            c0 = </w:t>
+      </w:r>
+      <w:proofErr w:type="spellStart"/>
+      <w:proofErr w:type="gramStart"/>
+      <w:r>
+        <w:rPr>
+          <w:sz w:val="28"/>
+          <w:lang w:val="en-US"/>
+        </w:rPr>
+        <w:t>torch.zeros</w:t>
+      </w:r>
+      <w:proofErr w:type="spellEnd"/>
+      <w:r>
+        <w:rPr>
+          <w:sz w:val="28"/>
+          <w:lang w:val="en-US"/>
+        </w:rPr>
+        <w:t>(</w:t>
+      </w:r>
+      <w:proofErr w:type="spellStart"/>
+      <w:proofErr w:type="gramEnd"/>
+      <w:r>
+        <w:rPr>
+          <w:sz w:val="28"/>
+          <w:lang w:val="en-US"/>
+        </w:rPr>
+        <w:t>self.num_layers</w:t>
+      </w:r>
+      <w:proofErr w:type="spellEnd"/>
+      <w:r>
+        <w:rPr>
+          <w:sz w:val="28"/>
+          <w:lang w:val="en-US"/>
+        </w:rPr>
+        <w:t xml:space="preserve">, </w:t>
+      </w:r>
+      <w:proofErr w:type="spellStart"/>
+      <w:r>
+        <w:rPr>
+          <w:sz w:val="28"/>
+          <w:lang w:val="en-US"/>
+        </w:rPr>
+        <w:t>x.size</w:t>
+      </w:r>
+      <w:proofErr w:type="spellEnd"/>
+      <w:r>
+        <w:rPr>
+          <w:sz w:val="28"/>
+          <w:lang w:val="en-US"/>
+        </w:rPr>
+        <w:t xml:space="preserve">(0), </w:t>
+      </w:r>
+      <w:proofErr w:type="spellStart"/>
+      <w:r>
+        <w:rPr>
+          <w:sz w:val="28"/>
+          <w:lang w:val="en-US"/>
+        </w:rPr>
+        <w:t>self.hidden_dim</w:t>
+      </w:r>
+      <w:proofErr w:type="spellEnd"/>
+      <w:r>
+        <w:rPr>
+          <w:sz w:val="28"/>
+          <w:lang w:val="en-US"/>
+        </w:rPr>
+        <w:t>).to(</w:t>
+      </w:r>
+      <w:proofErr w:type="spellStart"/>
+      <w:r>
+        <w:rPr>
+          <w:sz w:val="28"/>
+          <w:lang w:val="en-US"/>
+        </w:rPr>
+        <w:t>x.device</w:t>
+      </w:r>
+      <w:proofErr w:type="spellEnd"/>
+      <w:r>
+        <w:rPr>
+          <w:sz w:val="28"/>
+          <w:lang w:val="en-US"/>
+        </w:rPr>
+        <w:t>)</w:t>
+      </w:r>
+    </w:p>
+    <w:p>
+      <w:pPr>
+        <w:pStyle w:val="ac"/>
+        <w:spacing w:after="0" w:line="240" w:lineRule="auto"/>
+        <w:rPr>
+          <w:sz w:val="28"/>
+          <w:lang w:val="en-US"/>
+        </w:rPr>
+      </w:pPr>
+      <w:r>
+        <w:rPr>
+          <w:sz w:val="28"/>
+          <w:lang w:val="en-US"/>
+        </w:rPr>
+        <w:t xml:space="preserve">            </w:t>
+      </w:r>
+      <w:proofErr w:type="gramStart"/>
+      <w:r>
+        <w:rPr>
+          <w:sz w:val="28"/>
+          <w:lang w:val="en-US"/>
+        </w:rPr>
+        <w:t>hidden</w:t>
+      </w:r>
+      <w:proofErr w:type="gramEnd"/>
+      <w:r>
+        <w:rPr>
+          <w:sz w:val="28"/>
+          <w:lang w:val="en-US"/>
+        </w:rPr>
+        <w:t xml:space="preserve"> = (h0, c0)</w:t>
+      </w:r>
+    </w:p>
+    <w:p>
+      <w:pPr>
+        <w:pStyle w:val="ac"/>
+        <w:spacing w:after="0" w:line="240" w:lineRule="auto"/>
+        <w:rPr>
+          <w:sz w:val="28"/>
+          <w:lang w:val="en-US"/>
+        </w:rPr>
+      </w:pPr>
+      <w:r>
+        <w:rPr>
+          <w:sz w:val="28"/>
+          <w:lang w:val="en-US"/>
+        </w:rPr>
+        <w:t xml:space="preserve">        </w:t>
+      </w:r>
+      <w:proofErr w:type="gramStart"/>
+      <w:r>
+        <w:rPr>
+          <w:sz w:val="28"/>
+          <w:lang w:val="en-US"/>
+        </w:rPr>
+        <w:t>out</w:t>
+      </w:r>
+      <w:proofErr w:type="gramEnd"/>
+      <w:r>
+        <w:rPr>
+          <w:sz w:val="28"/>
+          <w:lang w:val="en-US"/>
+        </w:rPr>
+        <w:t xml:space="preserve">, hidden = </w:t>
+      </w:r>
+      <w:proofErr w:type="spellStart"/>
+      <w:r>
+        <w:rPr>
+          <w:sz w:val="28"/>
+          <w:lang w:val="en-US"/>
+        </w:rPr>
+        <w:t>self.lstm</w:t>
+      </w:r>
+      <w:proofErr w:type="spellEnd"/>
+      <w:r>
+        <w:rPr>
+          <w:sz w:val="28"/>
+          <w:lang w:val="en-US"/>
+        </w:rPr>
+        <w:t>(x, hidden)</w:t>
+      </w:r>
+    </w:p>
+    <w:p>
+      <w:pPr>
+        <w:pStyle w:val="ac"/>
+        <w:spacing w:after="0" w:line="240" w:lineRule="auto"/>
+        <w:rPr>
+          <w:sz w:val="28"/>
+          <w:lang w:val="en-US"/>
+        </w:rPr>
+      </w:pPr>
+      <w:r>
+        <w:rPr>
+          <w:sz w:val="28"/>
+          <w:lang w:val="en-US"/>
+        </w:rPr>
+        <w:t xml:space="preserve">        </w:t>
+      </w:r>
+      <w:proofErr w:type="gramStart"/>
+      <w:r>
+        <w:rPr>
+          <w:sz w:val="28"/>
+          <w:lang w:val="en-US"/>
+        </w:rPr>
+        <w:t>out</w:t>
+      </w:r>
+      <w:proofErr w:type="gramEnd"/>
+      <w:r>
+        <w:rPr>
+          <w:sz w:val="28"/>
+          <w:lang w:val="en-US"/>
+        </w:rPr>
+        <w:t xml:space="preserve"> = </w:t>
+      </w:r>
+      <w:proofErr w:type="spellStart"/>
+      <w:r>
+        <w:rPr>
+          <w:sz w:val="28"/>
+          <w:lang w:val="en-US"/>
+        </w:rPr>
+        <w:t>self.fc</w:t>
+      </w:r>
+      <w:proofErr w:type="spellEnd"/>
+      <w:r>
+        <w:rPr>
+          <w:sz w:val="28"/>
+          <w:lang w:val="en-US"/>
+        </w:rPr>
+        <w:t>(out[:, -1, :])</w:t>
+      </w:r>
+    </w:p>
+    <w:p>
+      <w:pPr>
+        <w:pStyle w:val="ac"/>
+        <w:spacing w:after="0" w:line="240" w:lineRule="auto"/>
+        <w:rPr>
+          <w:sz w:val="28"/>
+          <w:lang w:val="en-US"/>
+        </w:rPr>
+      </w:pPr>
+      <w:r>
+        <w:rPr>
+          <w:sz w:val="28"/>
+          <w:lang w:val="en-US"/>
+        </w:rPr>
         <w:lastRenderedPageBreak/>
-        <w:drawing>
-          <wp:inline distT="0" distB="0" distL="0" distR="0" wp14:anchorId="64348E23" wp14:editId="61F9D771">
-            <wp:extent cx="5940425" cy="4902200"/>
-            <wp:effectExtent l="0" t="0" r="3175" b="0"/>
-            <wp:docPr id="2010125487" name="Рисунок 1"/>
-            <wp:cNvGraphicFramePr>
-              <a:graphicFrameLocks xmlns:a="http://schemas.openxmlformats.org/drawingml/2006/main" noChangeAspect="1"/>
-            </wp:cNvGraphicFramePr>
-            <a:graphic xmlns:a="http://schemas.openxmlformats.org/drawingml/2006/main">
-              <a:graphicData uri="http://schemas.openxmlformats.org/drawingml/2006/picture">
-                <pic:pic xmlns:pic="http://schemas.openxmlformats.org/drawingml/2006/picture">
-                  <pic:nvPicPr>
-                    <pic:cNvPr id="2010125487" name=""/>
-                    <pic:cNvPicPr/>
-                  </pic:nvPicPr>
-                  <pic:blipFill>
-                    <a:blip r:embed="rId5"/>
-                    <a:stretch>
-                      <a:fillRect/>
-                    </a:stretch>
-                  </pic:blipFill>
-                  <pic:spPr>
-                    <a:xfrm>
-                      <a:off x="0" y="0"/>
-                      <a:ext cx="5940425" cy="4902200"/>
-                    </a:xfrm>
-                    <a:prstGeom prst="rect">
-                      <a:avLst/>
-                    </a:prstGeom>
-                  </pic:spPr>
-                </pic:pic>
-              </a:graphicData>
-            </a:graphic>
-          </wp:inline>
-        </w:drawing>
-      </w:r>
-    </w:p>
-    <w:p>
-      <w:pPr>
-        <w:pStyle w:val="ac"/>
-        <w:spacing w:after="0" w:line="240" w:lineRule="auto"/>
-        <w:rPr>
-          <w:sz w:val="28"/>
-        </w:rPr>
-      </w:pPr>
-      <w:r>
-        <w:rPr>
-          <w:noProof/>
-          <w:sz w:val="28"/>
+        <w:t xml:space="preserve">        </w:t>
+      </w:r>
+      <w:proofErr w:type="gramStart"/>
+      <w:r>
+        <w:rPr>
+          <w:sz w:val="28"/>
+          <w:lang w:val="en-US"/>
+        </w:rPr>
+        <w:t>return</w:t>
+      </w:r>
+      <w:proofErr w:type="gramEnd"/>
+      <w:r>
+        <w:rPr>
+          <w:sz w:val="28"/>
+          <w:lang w:val="en-US"/>
+        </w:rPr>
+        <w:t xml:space="preserve"> out, hidden</w:t>
+      </w:r>
+    </w:p>
+    <w:p>
+      <w:pPr>
+        <w:pStyle w:val="ac"/>
+        <w:spacing w:after="0" w:line="240" w:lineRule="auto"/>
+        <w:rPr>
+          <w:sz w:val="28"/>
+          <w:lang w:val="en-US"/>
+        </w:rPr>
+      </w:pPr>
+    </w:p>
+    <w:p>
+      <w:pPr>
+        <w:pStyle w:val="ac"/>
+        <w:spacing w:after="0" w:line="240" w:lineRule="auto"/>
+        <w:rPr>
+          <w:sz w:val="28"/>
+          <w:lang w:val="en-US"/>
+        </w:rPr>
+      </w:pPr>
+      <w:proofErr w:type="gramStart"/>
+      <w:r>
+        <w:rPr>
+          <w:sz w:val="28"/>
+          <w:lang w:val="en-US"/>
+        </w:rPr>
+        <w:t>epochs</w:t>
+      </w:r>
+      <w:proofErr w:type="gramEnd"/>
+      <w:r>
+        <w:rPr>
+          <w:sz w:val="28"/>
+          <w:lang w:val="en-US"/>
+        </w:rPr>
+        <w:t xml:space="preserve"> = 50</w:t>
+      </w:r>
+    </w:p>
+    <w:p>
+      <w:pPr>
+        <w:pStyle w:val="ac"/>
+        <w:spacing w:after="0" w:line="240" w:lineRule="auto"/>
+        <w:rPr>
+          <w:sz w:val="28"/>
+          <w:lang w:val="en-US"/>
+        </w:rPr>
+      </w:pPr>
+      <w:proofErr w:type="spellStart"/>
+      <w:r>
+        <w:rPr>
+          <w:sz w:val="28"/>
+          <w:lang w:val="en-US"/>
+        </w:rPr>
+        <w:t>batch_size</w:t>
+      </w:r>
+      <w:proofErr w:type="spellEnd"/>
+      <w:r>
+        <w:rPr>
+          <w:sz w:val="28"/>
+          <w:lang w:val="en-US"/>
+        </w:rPr>
+        <w:t xml:space="preserve"> = 128</w:t>
+      </w:r>
+    </w:p>
+    <w:p>
+      <w:pPr>
+        <w:pStyle w:val="ac"/>
+        <w:spacing w:after="0" w:line="240" w:lineRule="auto"/>
+        <w:rPr>
+          <w:sz w:val="28"/>
+          <w:lang w:val="en-US"/>
+        </w:rPr>
+      </w:pPr>
+      <w:proofErr w:type="spellStart"/>
+      <w:r>
+        <w:rPr>
+          <w:sz w:val="28"/>
+          <w:lang w:val="en-US"/>
+        </w:rPr>
+        <w:t>hidden_dim</w:t>
+      </w:r>
+      <w:proofErr w:type="spellEnd"/>
+      <w:r>
+        <w:rPr>
+          <w:sz w:val="28"/>
+          <w:lang w:val="en-US"/>
+        </w:rPr>
+        <w:t xml:space="preserve"> = 128</w:t>
+      </w:r>
+    </w:p>
+    <w:p>
+      <w:pPr>
+        <w:pStyle w:val="ac"/>
+        <w:spacing w:after="0" w:line="240" w:lineRule="auto"/>
+        <w:rPr>
+          <w:sz w:val="28"/>
+          <w:lang w:val="en-US"/>
+        </w:rPr>
+      </w:pPr>
+      <w:proofErr w:type="spellStart"/>
+      <w:r>
+        <w:rPr>
+          <w:sz w:val="28"/>
+          <w:lang w:val="en-US"/>
+        </w:rPr>
+        <w:t>num_layers</w:t>
+      </w:r>
+      <w:proofErr w:type="spellEnd"/>
+      <w:r>
+        <w:rPr>
+          <w:sz w:val="28"/>
+          <w:lang w:val="en-US"/>
+        </w:rPr>
+        <w:t xml:space="preserve"> = 2</w:t>
+      </w:r>
+    </w:p>
+    <w:p>
+      <w:pPr>
+        <w:pStyle w:val="ac"/>
+        <w:spacing w:after="0" w:line="240" w:lineRule="auto"/>
+        <w:rPr>
+          <w:sz w:val="28"/>
+          <w:lang w:val="en-US"/>
+        </w:rPr>
+      </w:pPr>
+      <w:proofErr w:type="spellStart"/>
+      <w:r>
+        <w:rPr>
+          <w:sz w:val="28"/>
+          <w:lang w:val="en-US"/>
+        </w:rPr>
+        <w:t>learning_rate</w:t>
+      </w:r>
+      <w:proofErr w:type="spellEnd"/>
+      <w:r>
+        <w:rPr>
+          <w:sz w:val="28"/>
+          <w:lang w:val="en-US"/>
+        </w:rPr>
+        <w:t xml:space="preserve"> = 0.01</w:t>
+      </w:r>
+    </w:p>
+    <w:p>
+      <w:pPr>
+        <w:pStyle w:val="ac"/>
+        <w:spacing w:after="0" w:line="240" w:lineRule="auto"/>
+        <w:rPr>
+          <w:sz w:val="28"/>
+          <w:lang w:val="en-US"/>
+        </w:rPr>
+      </w:pPr>
+    </w:p>
+    <w:p>
+      <w:pPr>
+        <w:pStyle w:val="ac"/>
+        <w:spacing w:after="0" w:line="240" w:lineRule="auto"/>
+        <w:rPr>
+          <w:sz w:val="28"/>
+          <w:lang w:val="en-US"/>
+        </w:rPr>
+      </w:pPr>
+      <w:proofErr w:type="gramStart"/>
+      <w:r>
+        <w:rPr>
+          <w:sz w:val="28"/>
+          <w:lang w:val="en-US"/>
+        </w:rPr>
+        <w:t>model</w:t>
+      </w:r>
+      <w:proofErr w:type="gramEnd"/>
+      <w:r>
+        <w:rPr>
+          <w:sz w:val="28"/>
+          <w:lang w:val="en-US"/>
+        </w:rPr>
+        <w:t xml:space="preserve"> = </w:t>
+      </w:r>
+      <w:proofErr w:type="spellStart"/>
+      <w:r>
+        <w:rPr>
+          <w:sz w:val="28"/>
+          <w:lang w:val="en-US"/>
+        </w:rPr>
+        <w:t>LSTMModel</w:t>
+      </w:r>
+      <w:proofErr w:type="spellEnd"/>
+      <w:r>
+        <w:rPr>
+          <w:sz w:val="28"/>
+          <w:lang w:val="en-US"/>
+        </w:rPr>
+        <w:t>(</w:t>
+      </w:r>
+      <w:proofErr w:type="spellStart"/>
+      <w:r>
+        <w:rPr>
+          <w:sz w:val="28"/>
+          <w:lang w:val="en-US"/>
+        </w:rPr>
+        <w:t>vocab_size</w:t>
+      </w:r>
+      <w:proofErr w:type="spellEnd"/>
+      <w:r>
+        <w:rPr>
+          <w:sz w:val="28"/>
+          <w:lang w:val="en-US"/>
+        </w:rPr>
+        <w:t xml:space="preserve">, </w:t>
+      </w:r>
+      <w:proofErr w:type="spellStart"/>
+      <w:r>
+        <w:rPr>
+          <w:sz w:val="28"/>
+          <w:lang w:val="en-US"/>
+        </w:rPr>
+        <w:t>hidden_dim</w:t>
+      </w:r>
+      <w:proofErr w:type="spellEnd"/>
+      <w:r>
+        <w:rPr>
+          <w:sz w:val="28"/>
+          <w:lang w:val="en-US"/>
+        </w:rPr>
+        <w:t xml:space="preserve">, </w:t>
+      </w:r>
+      <w:proofErr w:type="spellStart"/>
+      <w:r>
+        <w:rPr>
+          <w:sz w:val="28"/>
+          <w:lang w:val="en-US"/>
+        </w:rPr>
+        <w:t>num_layers</w:t>
+      </w:r>
+      <w:proofErr w:type="spellEnd"/>
+      <w:r>
+        <w:rPr>
+          <w:sz w:val="28"/>
+          <w:lang w:val="en-US"/>
+        </w:rPr>
+        <w:t>)</w:t>
+      </w:r>
+    </w:p>
+    <w:p>
+      <w:pPr>
+        <w:pStyle w:val="ac"/>
+        <w:spacing w:after="0" w:line="240" w:lineRule="auto"/>
+        <w:rPr>
+          <w:sz w:val="28"/>
+          <w:lang w:val="en-US"/>
+        </w:rPr>
+      </w:pPr>
+      <w:proofErr w:type="gramStart"/>
+      <w:r>
+        <w:rPr>
+          <w:sz w:val="28"/>
+          <w:lang w:val="en-US"/>
+        </w:rPr>
+        <w:t>criterion</w:t>
+      </w:r>
+      <w:proofErr w:type="gramEnd"/>
+      <w:r>
+        <w:rPr>
+          <w:sz w:val="28"/>
+          <w:lang w:val="en-US"/>
+        </w:rPr>
+        <w:t xml:space="preserve"> = </w:t>
+      </w:r>
+      <w:proofErr w:type="spellStart"/>
+      <w:r>
+        <w:rPr>
+          <w:sz w:val="28"/>
+          <w:lang w:val="en-US"/>
+        </w:rPr>
+        <w:t>nn.CrossEntropyLoss</w:t>
+      </w:r>
+      <w:proofErr w:type="spellEnd"/>
+      <w:r>
+        <w:rPr>
+          <w:sz w:val="28"/>
+          <w:lang w:val="en-US"/>
+        </w:rPr>
+        <w:t>()</w:t>
+      </w:r>
+    </w:p>
+    <w:p>
+      <w:pPr>
+        <w:pStyle w:val="ac"/>
+        <w:spacing w:after="0" w:line="240" w:lineRule="auto"/>
+        <w:rPr>
+          <w:sz w:val="28"/>
+          <w:lang w:val="en-US"/>
+        </w:rPr>
+      </w:pPr>
+      <w:proofErr w:type="gramStart"/>
+      <w:r>
+        <w:rPr>
+          <w:sz w:val="28"/>
+          <w:lang w:val="en-US"/>
+        </w:rPr>
+        <w:t>optimizer</w:t>
+      </w:r>
+      <w:proofErr w:type="gramEnd"/>
+      <w:r>
+        <w:rPr>
+          <w:sz w:val="28"/>
+          <w:lang w:val="en-US"/>
+        </w:rPr>
+        <w:t xml:space="preserve"> = </w:t>
+      </w:r>
+      <w:proofErr w:type="spellStart"/>
+      <w:r>
+        <w:rPr>
+          <w:sz w:val="28"/>
+          <w:lang w:val="en-US"/>
+        </w:rPr>
+        <w:t>optim.Adam</w:t>
+      </w:r>
+      <w:proofErr w:type="spellEnd"/>
+      <w:r>
+        <w:rPr>
+          <w:sz w:val="28"/>
+          <w:lang w:val="en-US"/>
+        </w:rPr>
+        <w:t>(</w:t>
+      </w:r>
+      <w:proofErr w:type="spellStart"/>
+      <w:r>
+        <w:rPr>
+          <w:sz w:val="28"/>
+          <w:lang w:val="en-US"/>
+        </w:rPr>
+        <w:t>model.parameters</w:t>
+      </w:r>
+      <w:proofErr w:type="spellEnd"/>
+      <w:r>
+        <w:rPr>
+          <w:sz w:val="28"/>
+          <w:lang w:val="en-US"/>
+        </w:rPr>
+        <w:t xml:space="preserve">(), </w:t>
+      </w:r>
+      <w:proofErr w:type="spellStart"/>
+      <w:r>
+        <w:rPr>
+          <w:sz w:val="28"/>
+          <w:lang w:val="en-US"/>
+        </w:rPr>
+        <w:t>lr</w:t>
+      </w:r>
+      <w:proofErr w:type="spellEnd"/>
+      <w:r>
+        <w:rPr>
+          <w:sz w:val="28"/>
+          <w:lang w:val="en-US"/>
+        </w:rPr>
+        <w:t>=</w:t>
+      </w:r>
+      <w:proofErr w:type="spellStart"/>
+      <w:r>
+        <w:rPr>
+          <w:sz w:val="28"/>
+          <w:lang w:val="en-US"/>
+        </w:rPr>
+        <w:t>learning_rate</w:t>
+      </w:r>
+      <w:proofErr w:type="spellEnd"/>
+      <w:r>
+        <w:rPr>
+          <w:sz w:val="28"/>
+          <w:lang w:val="en-US"/>
+        </w:rPr>
+        <w:t>)</w:t>
+      </w:r>
+    </w:p>
+    <w:p>
+      <w:pPr>
+        <w:pStyle w:val="ac"/>
+        <w:spacing w:after="0" w:line="240" w:lineRule="auto"/>
+        <w:rPr>
+          <w:sz w:val="28"/>
+          <w:lang w:val="en-US"/>
+        </w:rPr>
+      </w:pPr>
+    </w:p>
+    <w:p>
+      <w:pPr>
+        <w:pStyle w:val="ac"/>
+        <w:spacing w:after="0" w:line="240" w:lineRule="auto"/>
+        <w:rPr>
+          <w:sz w:val="28"/>
+          <w:lang w:val="en-US"/>
+        </w:rPr>
+      </w:pPr>
+      <w:proofErr w:type="spellStart"/>
+      <w:r>
+        <w:rPr>
+          <w:sz w:val="28"/>
+          <w:lang w:val="en-US"/>
+        </w:rPr>
+        <w:t>X_tensor</w:t>
+      </w:r>
+      <w:proofErr w:type="spellEnd"/>
+      <w:r>
+        <w:rPr>
+          <w:sz w:val="28"/>
+          <w:lang w:val="en-US"/>
+        </w:rPr>
+        <w:t xml:space="preserve"> = </w:t>
+      </w:r>
+      <w:proofErr w:type="spellStart"/>
+      <w:r>
+        <w:rPr>
+          <w:sz w:val="28"/>
+          <w:lang w:val="en-US"/>
+        </w:rPr>
+        <w:t>torch.tensor</w:t>
+      </w:r>
+      <w:proofErr w:type="spellEnd"/>
+      <w:r>
+        <w:rPr>
+          <w:sz w:val="28"/>
+          <w:lang w:val="en-US"/>
+        </w:rPr>
+        <w:t>(X)</w:t>
+      </w:r>
+    </w:p>
+    <w:p>
+      <w:pPr>
+        <w:pStyle w:val="ac"/>
+        <w:spacing w:after="0" w:line="240" w:lineRule="auto"/>
+        <w:rPr>
+          <w:sz w:val="28"/>
+          <w:lang w:val="en-US"/>
+        </w:rPr>
+      </w:pPr>
+      <w:proofErr w:type="spellStart"/>
+      <w:r>
+        <w:rPr>
+          <w:sz w:val="28"/>
+          <w:lang w:val="en-US"/>
+        </w:rPr>
+        <w:t>y_tensor</w:t>
+      </w:r>
+      <w:proofErr w:type="spellEnd"/>
+      <w:r>
+        <w:rPr>
+          <w:sz w:val="28"/>
+          <w:lang w:val="en-US"/>
+        </w:rPr>
+        <w:t xml:space="preserve"> = </w:t>
+      </w:r>
+      <w:proofErr w:type="spellStart"/>
+      <w:proofErr w:type="gramStart"/>
+      <w:r>
+        <w:rPr>
+          <w:sz w:val="28"/>
+          <w:lang w:val="en-US"/>
+        </w:rPr>
+        <w:t>torch.tensor</w:t>
+      </w:r>
+      <w:proofErr w:type="spellEnd"/>
+      <w:r>
+        <w:rPr>
+          <w:sz w:val="28"/>
+          <w:lang w:val="en-US"/>
+        </w:rPr>
+        <w:t>(</w:t>
+      </w:r>
+      <w:proofErr w:type="spellStart"/>
+      <w:proofErr w:type="gramEnd"/>
+      <w:r>
+        <w:rPr>
+          <w:sz w:val="28"/>
+          <w:lang w:val="en-US"/>
+        </w:rPr>
+        <w:t>np.argmax</w:t>
+      </w:r>
+      <w:proofErr w:type="spellEnd"/>
+      <w:r>
+        <w:rPr>
+          <w:sz w:val="28"/>
+          <w:lang w:val="en-US"/>
+        </w:rPr>
+        <w:t>(y, axis=1))</w:t>
+      </w:r>
+    </w:p>
+    <w:p>
+      <w:pPr>
+        <w:pStyle w:val="ac"/>
+        <w:spacing w:after="0" w:line="240" w:lineRule="auto"/>
+        <w:rPr>
+          <w:sz w:val="28"/>
+          <w:lang w:val="en-US"/>
+        </w:rPr>
+      </w:pPr>
+    </w:p>
+    <w:p>
+      <w:pPr>
+        <w:pStyle w:val="ac"/>
+        <w:spacing w:after="0" w:line="240" w:lineRule="auto"/>
+        <w:rPr>
+          <w:sz w:val="28"/>
+          <w:lang w:val="en-US"/>
+        </w:rPr>
+      </w:pPr>
+      <w:proofErr w:type="gramStart"/>
+      <w:r>
+        <w:rPr>
+          <w:sz w:val="28"/>
+          <w:lang w:val="en-US"/>
+        </w:rPr>
+        <w:t>for</w:t>
+      </w:r>
+      <w:proofErr w:type="gramEnd"/>
+      <w:r>
+        <w:rPr>
+          <w:sz w:val="28"/>
+          <w:lang w:val="en-US"/>
+        </w:rPr>
+        <w:t xml:space="preserve"> epoch in range(epochs):</w:t>
+      </w:r>
+    </w:p>
+    <w:p>
+      <w:pPr>
+        <w:pStyle w:val="ac"/>
+        <w:spacing w:after="0" w:line="240" w:lineRule="auto"/>
+        <w:rPr>
+          <w:sz w:val="28"/>
+          <w:lang w:val="en-US"/>
+        </w:rPr>
+      </w:pPr>
+      <w:r>
+        <w:rPr>
+          <w:sz w:val="28"/>
+          <w:lang w:val="en-US"/>
+        </w:rPr>
+        <w:t xml:space="preserve">    </w:t>
+      </w:r>
+      <w:proofErr w:type="spellStart"/>
+      <w:proofErr w:type="gramStart"/>
+      <w:r>
+        <w:rPr>
+          <w:sz w:val="28"/>
+          <w:lang w:val="en-US"/>
+        </w:rPr>
+        <w:t>model.train</w:t>
+      </w:r>
+      <w:proofErr w:type="spellEnd"/>
+      <w:r>
+        <w:rPr>
+          <w:sz w:val="28"/>
+          <w:lang w:val="en-US"/>
+        </w:rPr>
+        <w:t>()</w:t>
+      </w:r>
+      <w:proofErr w:type="gramEnd"/>
+    </w:p>
+    <w:p>
+      <w:pPr>
+        <w:pStyle w:val="ac"/>
+        <w:spacing w:after="0" w:line="240" w:lineRule="auto"/>
+        <w:rPr>
+          <w:sz w:val="28"/>
+          <w:lang w:val="en-US"/>
+        </w:rPr>
+      </w:pPr>
+      <w:r>
+        <w:rPr>
+          <w:sz w:val="28"/>
+          <w:lang w:val="en-US"/>
+        </w:rPr>
+        <w:t xml:space="preserve">    </w:t>
+      </w:r>
+      <w:proofErr w:type="gramStart"/>
+      <w:r>
+        <w:rPr>
+          <w:sz w:val="28"/>
+          <w:lang w:val="en-US"/>
+        </w:rPr>
+        <w:t>hidden</w:t>
+      </w:r>
+      <w:proofErr w:type="gramEnd"/>
+      <w:r>
+        <w:rPr>
+          <w:sz w:val="28"/>
+          <w:lang w:val="en-US"/>
+        </w:rPr>
+        <w:t xml:space="preserve"> = None</w:t>
+      </w:r>
+    </w:p>
+    <w:p>
+      <w:pPr>
+        <w:pStyle w:val="ac"/>
+        <w:spacing w:after="0" w:line="240" w:lineRule="auto"/>
+        <w:rPr>
+          <w:sz w:val="28"/>
+          <w:lang w:val="en-US"/>
+        </w:rPr>
+      </w:pPr>
+      <w:r>
+        <w:rPr>
+          <w:sz w:val="28"/>
+          <w:lang w:val="en-US"/>
+        </w:rPr>
+        <w:t xml:space="preserve">    </w:t>
+      </w:r>
+      <w:proofErr w:type="spellStart"/>
+      <w:r>
+        <w:rPr>
+          <w:sz w:val="28"/>
+          <w:lang w:val="en-US"/>
+        </w:rPr>
+        <w:t>total_loss</w:t>
+      </w:r>
+      <w:proofErr w:type="spellEnd"/>
+      <w:r>
+        <w:rPr>
+          <w:sz w:val="28"/>
+          <w:lang w:val="en-US"/>
+        </w:rPr>
+        <w:t xml:space="preserve"> = 0</w:t>
+      </w:r>
+    </w:p>
+    <w:p>
+      <w:pPr>
+        <w:pStyle w:val="ac"/>
+        <w:spacing w:after="0" w:line="240" w:lineRule="auto"/>
+        <w:rPr>
+          <w:sz w:val="28"/>
+          <w:lang w:val="en-US"/>
+        </w:rPr>
+      </w:pPr>
+      <w:r>
+        <w:rPr>
+          <w:sz w:val="28"/>
+          <w:lang w:val="en-US"/>
+        </w:rPr>
+        <w:t xml:space="preserve">    </w:t>
+      </w:r>
+    </w:p>
+    <w:p>
+      <w:pPr>
+        <w:pStyle w:val="ac"/>
+        <w:spacing w:after="0" w:line="240" w:lineRule="auto"/>
+        <w:rPr>
+          <w:sz w:val="28"/>
+          <w:lang w:val="en-US"/>
+        </w:rPr>
+      </w:pPr>
+      <w:r>
+        <w:rPr>
+          <w:sz w:val="28"/>
+          <w:lang w:val="en-US"/>
+        </w:rPr>
+        <w:t xml:space="preserve">    </w:t>
+      </w:r>
+      <w:proofErr w:type="gramStart"/>
+      <w:r>
+        <w:rPr>
+          <w:sz w:val="28"/>
+          <w:lang w:val="en-US"/>
+        </w:rPr>
+        <w:t>for</w:t>
+      </w:r>
+      <w:proofErr w:type="gramEnd"/>
+      <w:r>
+        <w:rPr>
+          <w:sz w:val="28"/>
+          <w:lang w:val="en-US"/>
+        </w:rPr>
+        <w:t xml:space="preserve"> </w:t>
+      </w:r>
+      <w:proofErr w:type="spellStart"/>
+      <w:r>
+        <w:rPr>
+          <w:sz w:val="28"/>
+          <w:lang w:val="en-US"/>
+        </w:rPr>
+        <w:t>i</w:t>
+      </w:r>
+      <w:proofErr w:type="spellEnd"/>
+      <w:r>
+        <w:rPr>
+          <w:sz w:val="28"/>
+          <w:lang w:val="en-US"/>
+        </w:rPr>
+        <w:t xml:space="preserve"> in range(0, </w:t>
+      </w:r>
+      <w:proofErr w:type="spellStart"/>
+      <w:r>
+        <w:rPr>
+          <w:sz w:val="28"/>
+          <w:lang w:val="en-US"/>
+        </w:rPr>
+        <w:t>len</w:t>
+      </w:r>
+      <w:proofErr w:type="spellEnd"/>
+      <w:r>
+        <w:rPr>
+          <w:sz w:val="28"/>
+          <w:lang w:val="en-US"/>
+        </w:rPr>
+        <w:t>(</w:t>
+      </w:r>
+      <w:proofErr w:type="spellStart"/>
+      <w:r>
+        <w:rPr>
+          <w:sz w:val="28"/>
+          <w:lang w:val="en-US"/>
+        </w:rPr>
+        <w:t>X_tensor</w:t>
+      </w:r>
+      <w:proofErr w:type="spellEnd"/>
+      <w:r>
+        <w:rPr>
+          <w:sz w:val="28"/>
+          <w:lang w:val="en-US"/>
+        </w:rPr>
+        <w:t xml:space="preserve">), </w:t>
+      </w:r>
+      <w:proofErr w:type="spellStart"/>
+      <w:r>
+        <w:rPr>
+          <w:sz w:val="28"/>
+          <w:lang w:val="en-US"/>
+        </w:rPr>
+        <w:t>batch_size</w:t>
+      </w:r>
+      <w:proofErr w:type="spellEnd"/>
+      <w:r>
+        <w:rPr>
+          <w:sz w:val="28"/>
+          <w:lang w:val="en-US"/>
+        </w:rPr>
+        <w:t>):</w:t>
+      </w:r>
+    </w:p>
+    <w:p>
+      <w:pPr>
+        <w:pStyle w:val="ac"/>
+        <w:spacing w:after="0" w:line="240" w:lineRule="auto"/>
+        <w:rPr>
+          <w:sz w:val="28"/>
+          <w:lang w:val="en-US"/>
+        </w:rPr>
+      </w:pPr>
+      <w:r>
+        <w:rPr>
+          <w:sz w:val="28"/>
+          <w:lang w:val="en-US"/>
+        </w:rPr>
+        <w:t xml:space="preserve">        </w:t>
+      </w:r>
+      <w:proofErr w:type="spellStart"/>
+      <w:r>
+        <w:rPr>
+          <w:sz w:val="28"/>
+          <w:lang w:val="en-US"/>
+        </w:rPr>
+        <w:t>batch_X</w:t>
+      </w:r>
+      <w:proofErr w:type="spellEnd"/>
+      <w:r>
+        <w:rPr>
+          <w:sz w:val="28"/>
+          <w:lang w:val="en-US"/>
+        </w:rPr>
+        <w:t xml:space="preserve"> = </w:t>
+      </w:r>
+      <w:proofErr w:type="spellStart"/>
+      <w:r>
+        <w:rPr>
+          <w:sz w:val="28"/>
+          <w:lang w:val="en-US"/>
+        </w:rPr>
+        <w:t>X_</w:t>
+      </w:r>
+      <w:proofErr w:type="gramStart"/>
+      <w:r>
+        <w:rPr>
+          <w:sz w:val="28"/>
+          <w:lang w:val="en-US"/>
+        </w:rPr>
+        <w:t>tensor</w:t>
+      </w:r>
+      <w:proofErr w:type="spellEnd"/>
+      <w:r>
+        <w:rPr>
+          <w:sz w:val="28"/>
+          <w:lang w:val="en-US"/>
+        </w:rPr>
+        <w:t>[</w:t>
+      </w:r>
+      <w:proofErr w:type="spellStart"/>
+      <w:proofErr w:type="gramEnd"/>
+      <w:r>
+        <w:rPr>
+          <w:sz w:val="28"/>
+          <w:lang w:val="en-US"/>
+        </w:rPr>
+        <w:t>i:i+batch_size</w:t>
+      </w:r>
+      <w:proofErr w:type="spellEnd"/>
+      <w:r>
+        <w:rPr>
+          <w:sz w:val="28"/>
+          <w:lang w:val="en-US"/>
+        </w:rPr>
+        <w:t>]</w:t>
+      </w:r>
+    </w:p>
+    <w:p>
+      <w:pPr>
+        <w:pStyle w:val="ac"/>
+        <w:spacing w:after="0" w:line="240" w:lineRule="auto"/>
+        <w:rPr>
+          <w:sz w:val="28"/>
+          <w:lang w:val="en-US"/>
+        </w:rPr>
+      </w:pPr>
+      <w:r>
+        <w:rPr>
+          <w:sz w:val="28"/>
+          <w:lang w:val="en-US"/>
+        </w:rPr>
+        <w:t xml:space="preserve">        </w:t>
+      </w:r>
+      <w:proofErr w:type="spellStart"/>
+      <w:r>
+        <w:rPr>
+          <w:sz w:val="28"/>
+          <w:lang w:val="en-US"/>
+        </w:rPr>
+        <w:t>batch_y</w:t>
+      </w:r>
+      <w:proofErr w:type="spellEnd"/>
+      <w:r>
+        <w:rPr>
+          <w:sz w:val="28"/>
+          <w:lang w:val="en-US"/>
+        </w:rPr>
+        <w:t xml:space="preserve"> = </w:t>
+      </w:r>
+      <w:proofErr w:type="spellStart"/>
+      <w:r>
+        <w:rPr>
+          <w:sz w:val="28"/>
+          <w:lang w:val="en-US"/>
+        </w:rPr>
+        <w:t>y_</w:t>
+      </w:r>
+      <w:proofErr w:type="gramStart"/>
+      <w:r>
+        <w:rPr>
+          <w:sz w:val="28"/>
+          <w:lang w:val="en-US"/>
+        </w:rPr>
+        <w:t>tensor</w:t>
+      </w:r>
+      <w:proofErr w:type="spellEnd"/>
+      <w:r>
+        <w:rPr>
+          <w:sz w:val="28"/>
+          <w:lang w:val="en-US"/>
+        </w:rPr>
+        <w:t>[</w:t>
+      </w:r>
+      <w:proofErr w:type="spellStart"/>
+      <w:proofErr w:type="gramEnd"/>
+      <w:r>
+        <w:rPr>
+          <w:sz w:val="28"/>
+          <w:lang w:val="en-US"/>
+        </w:rPr>
+        <w:t>i:i+batch_size</w:t>
+      </w:r>
+      <w:proofErr w:type="spellEnd"/>
+      <w:r>
+        <w:rPr>
+          <w:sz w:val="28"/>
+          <w:lang w:val="en-US"/>
+        </w:rPr>
+        <w:t>]</w:t>
+      </w:r>
+    </w:p>
+    <w:p>
+      <w:pPr>
+        <w:pStyle w:val="ac"/>
+        <w:spacing w:after="0" w:line="240" w:lineRule="auto"/>
+        <w:rPr>
+          <w:sz w:val="28"/>
+          <w:lang w:val="en-US"/>
+        </w:rPr>
+      </w:pPr>
+      <w:r>
+        <w:rPr>
+          <w:sz w:val="28"/>
+          <w:lang w:val="en-US"/>
+        </w:rPr>
+        <w:t xml:space="preserve">        </w:t>
+      </w:r>
+    </w:p>
+    <w:p>
+      <w:pPr>
+        <w:pStyle w:val="ac"/>
+        <w:spacing w:after="0" w:line="240" w:lineRule="auto"/>
+        <w:rPr>
+          <w:sz w:val="28"/>
+          <w:lang w:val="en-US"/>
+        </w:rPr>
+      </w:pPr>
+      <w:r>
+        <w:rPr>
+          <w:sz w:val="28"/>
+          <w:lang w:val="en-US"/>
         </w:rPr>
         <w:lastRenderedPageBreak/>
-        <w:drawing>
-          <wp:inline distT="0" distB="0" distL="0" distR="0" wp14:anchorId="42D32081" wp14:editId="01EBB009">
-            <wp:extent cx="5940425" cy="5491480"/>
-            <wp:effectExtent l="0" t="0" r="3175" b="0"/>
-            <wp:docPr id="948597409" name="Рисунок 1"/>
-            <wp:cNvGraphicFramePr>
-              <a:graphicFrameLocks xmlns:a="http://schemas.openxmlformats.org/drawingml/2006/main" noChangeAspect="1"/>
-            </wp:cNvGraphicFramePr>
-            <a:graphic xmlns:a="http://schemas.openxmlformats.org/drawingml/2006/main">
-              <a:graphicData uri="http://schemas.openxmlformats.org/drawingml/2006/picture">
-                <pic:pic xmlns:pic="http://schemas.openxmlformats.org/drawingml/2006/picture">
-                  <pic:nvPicPr>
-                    <pic:cNvPr id="948597409" name=""/>
-                    <pic:cNvPicPr/>
-                  </pic:nvPicPr>
-                  <pic:blipFill>
-                    <a:blip r:embed="rId6"/>
-                    <a:stretch>
-                      <a:fillRect/>
-                    </a:stretch>
-                  </pic:blipFill>
-                  <pic:spPr>
-                    <a:xfrm>
-                      <a:off x="0" y="0"/>
-                      <a:ext cx="5940425" cy="5491480"/>
-                    </a:xfrm>
-                    <a:prstGeom prst="rect">
-                      <a:avLst/>
-                    </a:prstGeom>
-                  </pic:spPr>
-                </pic:pic>
-              </a:graphicData>
-            </a:graphic>
-          </wp:inline>
-        </w:drawing>
-      </w:r>
-    </w:p>
-    <w:p>
-      <w:pPr>
-        <w:pStyle w:val="ac"/>
-        <w:spacing w:after="0" w:line="240" w:lineRule="auto"/>
-        <w:rPr>
-          <w:sz w:val="28"/>
-        </w:rPr>
-      </w:pPr>
-      <w:r>
-        <w:rPr>
-          <w:noProof/>
-          <w:sz w:val="28"/>
+        <w:t xml:space="preserve">        </w:t>
+      </w:r>
+      <w:proofErr w:type="spellStart"/>
+      <w:r>
+        <w:rPr>
+          <w:sz w:val="28"/>
+          <w:lang w:val="en-US"/>
+        </w:rPr>
+        <w:t>optimizer.zero_</w:t>
+      </w:r>
+      <w:proofErr w:type="gramStart"/>
+      <w:r>
+        <w:rPr>
+          <w:sz w:val="28"/>
+          <w:lang w:val="en-US"/>
+        </w:rPr>
+        <w:t>grad</w:t>
+      </w:r>
+      <w:proofErr w:type="spellEnd"/>
+      <w:r>
+        <w:rPr>
+          <w:sz w:val="28"/>
+          <w:lang w:val="en-US"/>
+        </w:rPr>
+        <w:t>()</w:t>
+      </w:r>
+      <w:proofErr w:type="gramEnd"/>
+    </w:p>
+    <w:p>
+      <w:pPr>
+        <w:pStyle w:val="ac"/>
+        <w:spacing w:after="0" w:line="240" w:lineRule="auto"/>
+        <w:rPr>
+          <w:sz w:val="28"/>
+          <w:lang w:val="en-US"/>
+        </w:rPr>
+      </w:pPr>
+      <w:r>
+        <w:rPr>
+          <w:sz w:val="28"/>
+          <w:lang w:val="en-US"/>
+        </w:rPr>
+        <w:t xml:space="preserve">        </w:t>
+      </w:r>
+      <w:proofErr w:type="gramStart"/>
+      <w:r>
+        <w:rPr>
+          <w:sz w:val="28"/>
+          <w:lang w:val="en-US"/>
+        </w:rPr>
+        <w:t>output</w:t>
+      </w:r>
+      <w:proofErr w:type="gramEnd"/>
+      <w:r>
+        <w:rPr>
+          <w:sz w:val="28"/>
+          <w:lang w:val="en-US"/>
+        </w:rPr>
+        <w:t>, hidden = model(</w:t>
+      </w:r>
+      <w:proofErr w:type="spellStart"/>
+      <w:r>
+        <w:rPr>
+          <w:sz w:val="28"/>
+          <w:lang w:val="en-US"/>
+        </w:rPr>
+        <w:t>batch_X</w:t>
+      </w:r>
+      <w:proofErr w:type="spellEnd"/>
+      <w:r>
+        <w:rPr>
+          <w:sz w:val="28"/>
+          <w:lang w:val="en-US"/>
+        </w:rPr>
+        <w:t>, hidden)</w:t>
+      </w:r>
+    </w:p>
+    <w:p>
+      <w:pPr>
+        <w:pStyle w:val="ac"/>
+        <w:spacing w:after="0" w:line="240" w:lineRule="auto"/>
+        <w:rPr>
+          <w:sz w:val="28"/>
+          <w:lang w:val="en-US"/>
+        </w:rPr>
+      </w:pPr>
+      <w:r>
+        <w:rPr>
+          <w:sz w:val="28"/>
+          <w:lang w:val="en-US"/>
+        </w:rPr>
+        <w:t xml:space="preserve">        </w:t>
+      </w:r>
+    </w:p>
+    <w:p>
+      <w:pPr>
+        <w:pStyle w:val="ac"/>
+        <w:spacing w:after="0" w:line="240" w:lineRule="auto"/>
+        <w:rPr>
+          <w:sz w:val="28"/>
+          <w:lang w:val="en-US"/>
+        </w:rPr>
+      </w:pPr>
+      <w:r>
+        <w:rPr>
+          <w:sz w:val="28"/>
+          <w:lang w:val="en-US"/>
+        </w:rPr>
+        <w:t xml:space="preserve">        </w:t>
+      </w:r>
+      <w:proofErr w:type="gramStart"/>
+      <w:r>
+        <w:rPr>
+          <w:sz w:val="28"/>
+          <w:lang w:val="en-US"/>
+        </w:rPr>
+        <w:t>if</w:t>
+      </w:r>
+      <w:proofErr w:type="gramEnd"/>
+      <w:r>
+        <w:rPr>
+          <w:sz w:val="28"/>
+          <w:lang w:val="en-US"/>
+        </w:rPr>
+        <w:t xml:space="preserve"> hidden is not None:</w:t>
+      </w:r>
+    </w:p>
+    <w:p>
+      <w:pPr>
+        <w:pStyle w:val="ac"/>
+        <w:spacing w:after="0" w:line="240" w:lineRule="auto"/>
+        <w:rPr>
+          <w:sz w:val="28"/>
+          <w:lang w:val="en-US"/>
+        </w:rPr>
+      </w:pPr>
+      <w:r>
+        <w:rPr>
+          <w:sz w:val="28"/>
+          <w:lang w:val="en-US"/>
+        </w:rPr>
+        <w:t xml:space="preserve">            </w:t>
+      </w:r>
+      <w:proofErr w:type="gramStart"/>
+      <w:r>
+        <w:rPr>
+          <w:sz w:val="28"/>
+          <w:lang w:val="en-US"/>
+        </w:rPr>
+        <w:t>hidden</w:t>
+      </w:r>
+      <w:proofErr w:type="gramEnd"/>
+      <w:r>
+        <w:rPr>
+          <w:sz w:val="28"/>
+          <w:lang w:val="en-US"/>
+        </w:rPr>
+        <w:t xml:space="preserve"> = (hidden[0].detach(), hidden[1].detach())</w:t>
+      </w:r>
+    </w:p>
+    <w:p>
+      <w:pPr>
+        <w:pStyle w:val="ac"/>
+        <w:spacing w:after="0" w:line="240" w:lineRule="auto"/>
+        <w:rPr>
+          <w:sz w:val="28"/>
+          <w:lang w:val="en-US"/>
+        </w:rPr>
+      </w:pPr>
+      <w:r>
+        <w:rPr>
+          <w:sz w:val="28"/>
+          <w:lang w:val="en-US"/>
+        </w:rPr>
+        <w:t xml:space="preserve">        </w:t>
+      </w:r>
+    </w:p>
+    <w:p>
+      <w:pPr>
+        <w:pStyle w:val="ac"/>
+        <w:spacing w:after="0" w:line="240" w:lineRule="auto"/>
+        <w:rPr>
+          <w:sz w:val="28"/>
+          <w:lang w:val="en-US"/>
+        </w:rPr>
+      </w:pPr>
+      <w:r>
+        <w:rPr>
+          <w:sz w:val="28"/>
+          <w:lang w:val="en-US"/>
+        </w:rPr>
+        <w:t xml:space="preserve">        </w:t>
+      </w:r>
+      <w:proofErr w:type="gramStart"/>
+      <w:r>
+        <w:rPr>
+          <w:sz w:val="28"/>
+          <w:lang w:val="en-US"/>
+        </w:rPr>
+        <w:t>loss</w:t>
+      </w:r>
+      <w:proofErr w:type="gramEnd"/>
+      <w:r>
+        <w:rPr>
+          <w:sz w:val="28"/>
+          <w:lang w:val="en-US"/>
+        </w:rPr>
+        <w:t xml:space="preserve"> = criterion(output, </w:t>
+      </w:r>
+      <w:proofErr w:type="spellStart"/>
+      <w:r>
+        <w:rPr>
+          <w:sz w:val="28"/>
+          <w:lang w:val="en-US"/>
+        </w:rPr>
+        <w:t>batch_y</w:t>
+      </w:r>
+      <w:proofErr w:type="spellEnd"/>
+      <w:r>
+        <w:rPr>
+          <w:sz w:val="28"/>
+          <w:lang w:val="en-US"/>
+        </w:rPr>
+        <w:t>)</w:t>
+      </w:r>
+    </w:p>
+    <w:p>
+      <w:pPr>
+        <w:pStyle w:val="ac"/>
+        <w:spacing w:after="0" w:line="240" w:lineRule="auto"/>
+        <w:rPr>
+          <w:sz w:val="28"/>
+          <w:lang w:val="en-US"/>
+        </w:rPr>
+      </w:pPr>
+      <w:r>
+        <w:rPr>
+          <w:sz w:val="28"/>
+          <w:lang w:val="en-US"/>
+        </w:rPr>
+        <w:t xml:space="preserve">        </w:t>
+      </w:r>
+      <w:proofErr w:type="spellStart"/>
+      <w:proofErr w:type="gramStart"/>
+      <w:r>
+        <w:rPr>
+          <w:sz w:val="28"/>
+          <w:lang w:val="en-US"/>
+        </w:rPr>
+        <w:t>loss.backward</w:t>
+      </w:r>
+      <w:proofErr w:type="spellEnd"/>
+      <w:r>
+        <w:rPr>
+          <w:sz w:val="28"/>
+          <w:lang w:val="en-US"/>
+        </w:rPr>
+        <w:t>()</w:t>
+      </w:r>
+      <w:proofErr w:type="gramEnd"/>
+    </w:p>
+    <w:p>
+      <w:pPr>
+        <w:pStyle w:val="ac"/>
+        <w:spacing w:after="0" w:line="240" w:lineRule="auto"/>
+        <w:rPr>
+          <w:sz w:val="28"/>
+          <w:lang w:val="en-US"/>
+        </w:rPr>
+      </w:pPr>
+      <w:r>
+        <w:rPr>
+          <w:sz w:val="28"/>
+          <w:lang w:val="en-US"/>
+        </w:rPr>
+        <w:t xml:space="preserve">        </w:t>
+      </w:r>
+      <w:proofErr w:type="spellStart"/>
+      <w:proofErr w:type="gramStart"/>
+      <w:r>
+        <w:rPr>
+          <w:sz w:val="28"/>
+          <w:lang w:val="en-US"/>
+        </w:rPr>
+        <w:t>optimizer.step</w:t>
+      </w:r>
+      <w:proofErr w:type="spellEnd"/>
+      <w:r>
+        <w:rPr>
+          <w:sz w:val="28"/>
+          <w:lang w:val="en-US"/>
+        </w:rPr>
+        <w:t>()</w:t>
+      </w:r>
+      <w:proofErr w:type="gramEnd"/>
+    </w:p>
+    <w:p>
+      <w:pPr>
+        <w:pStyle w:val="ac"/>
+        <w:spacing w:after="0" w:line="240" w:lineRule="auto"/>
+        <w:rPr>
+          <w:sz w:val="28"/>
+          <w:lang w:val="en-US"/>
+        </w:rPr>
+      </w:pPr>
+      <w:r>
+        <w:rPr>
+          <w:sz w:val="28"/>
+          <w:lang w:val="en-US"/>
+        </w:rPr>
+        <w:t xml:space="preserve">        </w:t>
+      </w:r>
+    </w:p>
+    <w:p>
+      <w:pPr>
+        <w:pStyle w:val="ac"/>
+        <w:spacing w:after="0" w:line="240" w:lineRule="auto"/>
+        <w:rPr>
+          <w:sz w:val="28"/>
+          <w:lang w:val="en-US"/>
+        </w:rPr>
+      </w:pPr>
+      <w:r>
+        <w:rPr>
+          <w:sz w:val="28"/>
+          <w:lang w:val="en-US"/>
+        </w:rPr>
+        <w:t xml:space="preserve">        </w:t>
+      </w:r>
+      <w:proofErr w:type="spellStart"/>
+      <w:r>
+        <w:rPr>
+          <w:sz w:val="28"/>
+          <w:lang w:val="en-US"/>
+        </w:rPr>
+        <w:t>total_loss</w:t>
+      </w:r>
+      <w:proofErr w:type="spellEnd"/>
+      <w:r>
+        <w:rPr>
+          <w:sz w:val="28"/>
+          <w:lang w:val="en-US"/>
+        </w:rPr>
+        <w:t xml:space="preserve"> += </w:t>
+      </w:r>
+      <w:proofErr w:type="spellStart"/>
+      <w:proofErr w:type="gramStart"/>
+      <w:r>
+        <w:rPr>
+          <w:sz w:val="28"/>
+          <w:lang w:val="en-US"/>
+        </w:rPr>
+        <w:t>loss.item</w:t>
+      </w:r>
+      <w:proofErr w:type="spellEnd"/>
+      <w:r>
+        <w:rPr>
+          <w:sz w:val="28"/>
+          <w:lang w:val="en-US"/>
+        </w:rPr>
+        <w:t>()</w:t>
+      </w:r>
+      <w:proofErr w:type="gramEnd"/>
+    </w:p>
+    <w:p>
+      <w:pPr>
+        <w:pStyle w:val="ac"/>
+        <w:spacing w:after="0" w:line="240" w:lineRule="auto"/>
+        <w:rPr>
+          <w:sz w:val="28"/>
+          <w:lang w:val="en-US"/>
+        </w:rPr>
+      </w:pPr>
+      <w:r>
+        <w:rPr>
+          <w:sz w:val="28"/>
+          <w:lang w:val="en-US"/>
+        </w:rPr>
+        <w:t xml:space="preserve">    </w:t>
+      </w:r>
+    </w:p>
+    <w:p>
+      <w:pPr>
+        <w:pStyle w:val="ac"/>
+        <w:spacing w:after="0" w:line="240" w:lineRule="auto"/>
+        <w:rPr>
+          <w:sz w:val="28"/>
+          <w:lang w:val="en-US"/>
+        </w:rPr>
+      </w:pPr>
+      <w:r>
+        <w:rPr>
+          <w:sz w:val="28"/>
+          <w:lang w:val="en-US"/>
+        </w:rPr>
+        <w:t xml:space="preserve">    </w:t>
+      </w:r>
+      <w:proofErr w:type="gramStart"/>
+      <w:r>
+        <w:rPr>
+          <w:sz w:val="28"/>
+          <w:lang w:val="en-US"/>
+        </w:rPr>
+        <w:t>if</w:t>
+      </w:r>
+      <w:proofErr w:type="gramEnd"/>
+      <w:r>
+        <w:rPr>
+          <w:sz w:val="28"/>
+          <w:lang w:val="en-US"/>
+        </w:rPr>
+        <w:t xml:space="preserve"> (epoch + 1) % 10 == 0:</w:t>
+      </w:r>
+    </w:p>
+    <w:p>
+      <w:pPr>
+        <w:pStyle w:val="ac"/>
+        <w:spacing w:after="0" w:line="240" w:lineRule="auto"/>
+        <w:rPr>
+          <w:sz w:val="28"/>
+          <w:lang w:val="en-US"/>
+        </w:rPr>
+      </w:pPr>
+      <w:r>
+        <w:rPr>
+          <w:sz w:val="28"/>
+          <w:lang w:val="en-US"/>
+        </w:rPr>
+        <w:t xml:space="preserve">        </w:t>
+      </w:r>
+      <w:proofErr w:type="gramStart"/>
+      <w:r>
+        <w:rPr>
+          <w:sz w:val="28"/>
+          <w:lang w:val="en-US"/>
+        </w:rPr>
+        <w:t>print(</w:t>
+      </w:r>
+      <w:proofErr w:type="spellStart"/>
+      <w:proofErr w:type="gramEnd"/>
+      <w:r>
+        <w:rPr>
+          <w:sz w:val="28"/>
+          <w:lang w:val="en-US"/>
+        </w:rPr>
+        <w:t>f'Epoch</w:t>
+      </w:r>
+      <w:proofErr w:type="spellEnd"/>
+      <w:r>
+        <w:rPr>
+          <w:sz w:val="28"/>
+          <w:lang w:val="en-US"/>
+        </w:rPr>
+        <w:t xml:space="preserve"> {epoch+1}/{epochs}, Loss: {</w:t>
+      </w:r>
+      <w:proofErr w:type="spellStart"/>
+      <w:r>
+        <w:rPr>
+          <w:sz w:val="28"/>
+          <w:lang w:val="en-US"/>
+        </w:rPr>
+        <w:t>total_loss</w:t>
+      </w:r>
+      <w:proofErr w:type="spellEnd"/>
+      <w:r>
+        <w:rPr>
+          <w:sz w:val="28"/>
+          <w:lang w:val="en-US"/>
+        </w:rPr>
+        <w:t>/</w:t>
+      </w:r>
+      <w:proofErr w:type="spellStart"/>
+      <w:r>
+        <w:rPr>
+          <w:sz w:val="28"/>
+          <w:lang w:val="en-US"/>
+        </w:rPr>
+        <w:t>len</w:t>
+      </w:r>
+      <w:proofErr w:type="spellEnd"/>
+      <w:r>
+        <w:rPr>
+          <w:sz w:val="28"/>
+          <w:lang w:val="en-US"/>
+        </w:rPr>
+        <w:t>(</w:t>
+      </w:r>
+      <w:proofErr w:type="spellStart"/>
+      <w:r>
+        <w:rPr>
+          <w:sz w:val="28"/>
+          <w:lang w:val="en-US"/>
+        </w:rPr>
+        <w:t>X_tensor</w:t>
+      </w:r>
+      <w:proofErr w:type="spellEnd"/>
+      <w:r>
+        <w:rPr>
+          <w:sz w:val="28"/>
+          <w:lang w:val="en-US"/>
+        </w:rPr>
+        <w:t>)*batch_size:.4f}')</w:t>
+      </w:r>
+    </w:p>
+    <w:p>
+      <w:pPr>
+        <w:pStyle w:val="ac"/>
+        <w:spacing w:after="0" w:line="240" w:lineRule="auto"/>
+        <w:rPr>
+          <w:sz w:val="28"/>
+          <w:lang w:val="en-US"/>
+        </w:rPr>
+      </w:pPr>
+    </w:p>
+    <w:p>
+      <w:pPr>
+        <w:pStyle w:val="ac"/>
+        <w:spacing w:after="0" w:line="240" w:lineRule="auto"/>
+        <w:rPr>
+          <w:sz w:val="28"/>
+          <w:lang w:val="en-US"/>
+        </w:rPr>
+      </w:pPr>
+      <w:proofErr w:type="spellStart"/>
+      <w:proofErr w:type="gramStart"/>
+      <w:r>
+        <w:rPr>
+          <w:sz w:val="28"/>
+          <w:lang w:val="en-US"/>
+        </w:rPr>
+        <w:t>def</w:t>
+      </w:r>
+      <w:proofErr w:type="spellEnd"/>
+      <w:proofErr w:type="gramEnd"/>
+      <w:r>
+        <w:rPr>
+          <w:sz w:val="28"/>
+          <w:lang w:val="en-US"/>
+        </w:rPr>
+        <w:t xml:space="preserve"> </w:t>
+      </w:r>
+      <w:proofErr w:type="spellStart"/>
+      <w:r>
+        <w:rPr>
+          <w:sz w:val="28"/>
+          <w:lang w:val="en-US"/>
+        </w:rPr>
+        <w:t>generate_text</w:t>
+      </w:r>
+      <w:proofErr w:type="spellEnd"/>
+      <w:r>
+        <w:rPr>
+          <w:sz w:val="28"/>
+          <w:lang w:val="en-US"/>
+        </w:rPr>
+        <w:t xml:space="preserve">(model, </w:t>
+      </w:r>
+      <w:proofErr w:type="spellStart"/>
+      <w:r>
+        <w:rPr>
+          <w:sz w:val="28"/>
+          <w:lang w:val="en-US"/>
+        </w:rPr>
+        <w:t>start_string</w:t>
+      </w:r>
+      <w:proofErr w:type="spellEnd"/>
+      <w:r>
+        <w:rPr>
+          <w:sz w:val="28"/>
+          <w:lang w:val="en-US"/>
+        </w:rPr>
+        <w:t>, length=500, temperature=0.8):</w:t>
+      </w:r>
+    </w:p>
+    <w:p>
+      <w:pPr>
+        <w:pStyle w:val="ac"/>
+        <w:spacing w:after="0" w:line="240" w:lineRule="auto"/>
+        <w:rPr>
+          <w:sz w:val="28"/>
+          <w:lang w:val="en-US"/>
+        </w:rPr>
+      </w:pPr>
+      <w:r>
+        <w:rPr>
+          <w:sz w:val="28"/>
+          <w:lang w:val="en-US"/>
+        </w:rPr>
+        <w:t xml:space="preserve">    </w:t>
+      </w:r>
+      <w:proofErr w:type="spellStart"/>
+      <w:proofErr w:type="gramStart"/>
+      <w:r>
+        <w:rPr>
+          <w:sz w:val="28"/>
+          <w:lang w:val="en-US"/>
+        </w:rPr>
+        <w:t>model.eval</w:t>
+      </w:r>
+      <w:proofErr w:type="spellEnd"/>
+      <w:r>
+        <w:rPr>
+          <w:sz w:val="28"/>
+          <w:lang w:val="en-US"/>
+        </w:rPr>
+        <w:t>()</w:t>
+      </w:r>
+      <w:proofErr w:type="gramEnd"/>
+    </w:p>
+    <w:p>
+      <w:pPr>
+        <w:pStyle w:val="ac"/>
+        <w:spacing w:after="0" w:line="240" w:lineRule="auto"/>
+        <w:rPr>
+          <w:sz w:val="28"/>
+          <w:lang w:val="en-US"/>
+        </w:rPr>
+      </w:pPr>
+      <w:r>
+        <w:rPr>
+          <w:sz w:val="28"/>
+          <w:lang w:val="en-US"/>
+        </w:rPr>
+        <w:t xml:space="preserve">    </w:t>
+      </w:r>
+      <w:proofErr w:type="gramStart"/>
+      <w:r>
+        <w:rPr>
+          <w:sz w:val="28"/>
+          <w:lang w:val="en-US"/>
+        </w:rPr>
+        <w:t>generated</w:t>
+      </w:r>
+      <w:proofErr w:type="gramEnd"/>
+      <w:r>
+        <w:rPr>
+          <w:sz w:val="28"/>
+          <w:lang w:val="en-US"/>
+        </w:rPr>
+        <w:t xml:space="preserve"> = </w:t>
+      </w:r>
+      <w:proofErr w:type="spellStart"/>
+      <w:r>
+        <w:rPr>
+          <w:sz w:val="28"/>
+          <w:lang w:val="en-US"/>
+        </w:rPr>
+        <w:t>start_string</w:t>
+      </w:r>
+      <w:proofErr w:type="spellEnd"/>
+    </w:p>
+    <w:p>
+      <w:pPr>
+        <w:pStyle w:val="ac"/>
+        <w:spacing w:after="0" w:line="240" w:lineRule="auto"/>
+        <w:rPr>
+          <w:sz w:val="28"/>
+          <w:lang w:val="en-US"/>
+        </w:rPr>
+      </w:pPr>
+      <w:r>
+        <w:rPr>
+          <w:sz w:val="28"/>
+          <w:lang w:val="en-US"/>
+        </w:rPr>
+        <w:t xml:space="preserve">    </w:t>
+      </w:r>
+    </w:p>
+    <w:p>
+      <w:pPr>
+        <w:pStyle w:val="ac"/>
+        <w:spacing w:after="0" w:line="240" w:lineRule="auto"/>
+        <w:rPr>
+          <w:sz w:val="28"/>
+          <w:lang w:val="en-US"/>
+        </w:rPr>
+      </w:pPr>
+      <w:r>
+        <w:rPr>
+          <w:sz w:val="28"/>
+          <w:lang w:val="en-US"/>
+        </w:rPr>
+        <w:t xml:space="preserve">    </w:t>
+      </w:r>
+      <w:proofErr w:type="spellStart"/>
+      <w:r>
+        <w:rPr>
+          <w:sz w:val="28"/>
+          <w:lang w:val="en-US"/>
+        </w:rPr>
+        <w:t>input_seq</w:t>
+      </w:r>
+      <w:proofErr w:type="spellEnd"/>
+      <w:r>
+        <w:rPr>
+          <w:sz w:val="28"/>
+          <w:lang w:val="en-US"/>
+        </w:rPr>
+        <w:t xml:space="preserve"> = </w:t>
+      </w:r>
+      <w:proofErr w:type="spellStart"/>
+      <w:proofErr w:type="gramStart"/>
+      <w:r>
+        <w:rPr>
+          <w:sz w:val="28"/>
+          <w:lang w:val="en-US"/>
+        </w:rPr>
+        <w:t>torch.zeros</w:t>
+      </w:r>
+      <w:proofErr w:type="spellEnd"/>
+      <w:r>
+        <w:rPr>
+          <w:sz w:val="28"/>
+          <w:lang w:val="en-US"/>
+        </w:rPr>
+        <w:t>(</w:t>
+      </w:r>
+      <w:proofErr w:type="gramEnd"/>
+      <w:r>
+        <w:rPr>
+          <w:sz w:val="28"/>
+          <w:lang w:val="en-US"/>
+        </w:rPr>
+        <w:t xml:space="preserve">(1, </w:t>
+      </w:r>
+      <w:proofErr w:type="spellStart"/>
+      <w:r>
+        <w:rPr>
+          <w:sz w:val="28"/>
+          <w:lang w:val="en-US"/>
+        </w:rPr>
+        <w:t>len</w:t>
+      </w:r>
+      <w:proofErr w:type="spellEnd"/>
+      <w:r>
+        <w:rPr>
+          <w:sz w:val="28"/>
+          <w:lang w:val="en-US"/>
+        </w:rPr>
+        <w:t>(</w:t>
+      </w:r>
+      <w:proofErr w:type="spellStart"/>
+      <w:r>
+        <w:rPr>
+          <w:sz w:val="28"/>
+          <w:lang w:val="en-US"/>
+        </w:rPr>
+        <w:t>start_string</w:t>
+      </w:r>
+      <w:proofErr w:type="spellEnd"/>
+      <w:r>
+        <w:rPr>
+          <w:sz w:val="28"/>
+          <w:lang w:val="en-US"/>
+        </w:rPr>
+        <w:t xml:space="preserve">), </w:t>
+      </w:r>
+      <w:proofErr w:type="spellStart"/>
+      <w:r>
+        <w:rPr>
+          <w:sz w:val="28"/>
+          <w:lang w:val="en-US"/>
+        </w:rPr>
+        <w:t>vocab_size</w:t>
+      </w:r>
+      <w:proofErr w:type="spellEnd"/>
+      <w:r>
+        <w:rPr>
+          <w:sz w:val="28"/>
+          <w:lang w:val="en-US"/>
+        </w:rPr>
+        <w:t>))</w:t>
+      </w:r>
+    </w:p>
+    <w:p>
+      <w:pPr>
+        <w:pStyle w:val="ac"/>
+        <w:spacing w:after="0" w:line="240" w:lineRule="auto"/>
+        <w:rPr>
+          <w:sz w:val="28"/>
+          <w:lang w:val="en-US"/>
+        </w:rPr>
+      </w:pPr>
+      <w:r>
+        <w:rPr>
+          <w:sz w:val="28"/>
+          <w:lang w:val="en-US"/>
+        </w:rPr>
+        <w:t xml:space="preserve">    </w:t>
+      </w:r>
+      <w:proofErr w:type="gramStart"/>
+      <w:r>
+        <w:rPr>
+          <w:sz w:val="28"/>
+          <w:lang w:val="en-US"/>
+        </w:rPr>
+        <w:t>for</w:t>
+      </w:r>
+      <w:proofErr w:type="gramEnd"/>
+      <w:r>
+        <w:rPr>
+          <w:sz w:val="28"/>
+          <w:lang w:val="en-US"/>
+        </w:rPr>
+        <w:t xml:space="preserve"> t, char in enumerate(</w:t>
+      </w:r>
+      <w:proofErr w:type="spellStart"/>
+      <w:r>
+        <w:rPr>
+          <w:sz w:val="28"/>
+          <w:lang w:val="en-US"/>
+        </w:rPr>
+        <w:t>start_string</w:t>
+      </w:r>
+      <w:proofErr w:type="spellEnd"/>
+      <w:r>
+        <w:rPr>
+          <w:sz w:val="28"/>
+          <w:lang w:val="en-US"/>
+        </w:rPr>
+        <w:t>):</w:t>
+      </w:r>
+    </w:p>
+    <w:p>
+      <w:pPr>
+        <w:pStyle w:val="ac"/>
+        <w:spacing w:after="0" w:line="240" w:lineRule="auto"/>
+        <w:rPr>
+          <w:sz w:val="28"/>
+          <w:lang w:val="en-US"/>
+        </w:rPr>
+      </w:pPr>
+      <w:r>
+        <w:rPr>
+          <w:sz w:val="28"/>
+          <w:lang w:val="en-US"/>
+        </w:rPr>
+        <w:t xml:space="preserve">        </w:t>
+      </w:r>
+      <w:proofErr w:type="gramStart"/>
+      <w:r>
+        <w:rPr>
+          <w:sz w:val="28"/>
+          <w:lang w:val="en-US"/>
+        </w:rPr>
+        <w:t>if</w:t>
+      </w:r>
+      <w:proofErr w:type="gramEnd"/>
+      <w:r>
+        <w:rPr>
+          <w:sz w:val="28"/>
+          <w:lang w:val="en-US"/>
+        </w:rPr>
+        <w:t xml:space="preserve"> char in </w:t>
+      </w:r>
+      <w:proofErr w:type="spellStart"/>
+      <w:r>
+        <w:rPr>
+          <w:sz w:val="28"/>
+          <w:lang w:val="en-US"/>
+        </w:rPr>
+        <w:t>char_to_idx</w:t>
+      </w:r>
+      <w:proofErr w:type="spellEnd"/>
+      <w:r>
+        <w:rPr>
+          <w:sz w:val="28"/>
+          <w:lang w:val="en-US"/>
+        </w:rPr>
+        <w:t>:</w:t>
+      </w:r>
+    </w:p>
+    <w:p>
+      <w:pPr>
+        <w:pStyle w:val="ac"/>
+        <w:spacing w:after="0" w:line="240" w:lineRule="auto"/>
+        <w:rPr>
+          <w:sz w:val="28"/>
+          <w:lang w:val="en-US"/>
+        </w:rPr>
+      </w:pPr>
+      <w:r>
+        <w:rPr>
+          <w:sz w:val="28"/>
+          <w:lang w:val="en-US"/>
+        </w:rPr>
+        <w:t xml:space="preserve">            </w:t>
+      </w:r>
+      <w:proofErr w:type="spellStart"/>
+      <w:r>
+        <w:rPr>
+          <w:sz w:val="28"/>
+          <w:lang w:val="en-US"/>
+        </w:rPr>
+        <w:t>input_</w:t>
+      </w:r>
+      <w:proofErr w:type="gramStart"/>
+      <w:r>
+        <w:rPr>
+          <w:sz w:val="28"/>
+          <w:lang w:val="en-US"/>
+        </w:rPr>
+        <w:t>seq</w:t>
+      </w:r>
+      <w:proofErr w:type="spellEnd"/>
+      <w:r>
+        <w:rPr>
+          <w:sz w:val="28"/>
+          <w:lang w:val="en-US"/>
+        </w:rPr>
+        <w:t>[</w:t>
+      </w:r>
+      <w:proofErr w:type="gramEnd"/>
+      <w:r>
+        <w:rPr>
+          <w:sz w:val="28"/>
+          <w:lang w:val="en-US"/>
+        </w:rPr>
+        <w:t xml:space="preserve">0, t, </w:t>
+      </w:r>
+      <w:proofErr w:type="spellStart"/>
+      <w:r>
+        <w:rPr>
+          <w:sz w:val="28"/>
+          <w:lang w:val="en-US"/>
+        </w:rPr>
+        <w:t>char_to_idx</w:t>
+      </w:r>
+      <w:proofErr w:type="spellEnd"/>
+      <w:r>
+        <w:rPr>
+          <w:sz w:val="28"/>
+          <w:lang w:val="en-US"/>
+        </w:rPr>
+        <w:t>[char]] = 1</w:t>
+      </w:r>
+    </w:p>
+    <w:p>
+      <w:pPr>
+        <w:pStyle w:val="ac"/>
+        <w:spacing w:after="0" w:line="240" w:lineRule="auto"/>
+        <w:rPr>
+          <w:sz w:val="28"/>
+          <w:lang w:val="en-US"/>
+        </w:rPr>
+      </w:pPr>
+      <w:r>
+        <w:rPr>
+          <w:sz w:val="28"/>
+          <w:lang w:val="en-US"/>
+        </w:rPr>
+        <w:t xml:space="preserve">    </w:t>
+      </w:r>
+    </w:p>
+    <w:p>
+      <w:pPr>
+        <w:pStyle w:val="ac"/>
+        <w:spacing w:after="0" w:line="240" w:lineRule="auto"/>
+        <w:rPr>
+          <w:sz w:val="28"/>
+          <w:lang w:val="en-US"/>
+        </w:rPr>
+      </w:pPr>
+      <w:r>
+        <w:rPr>
+          <w:sz w:val="28"/>
+          <w:lang w:val="en-US"/>
         </w:rPr>
         <w:lastRenderedPageBreak/>
-        <w:drawing>
-          <wp:inline distT="0" distB="0" distL="0" distR="0" wp14:anchorId="6B31B592" wp14:editId="3920DBDB">
-            <wp:extent cx="5940425" cy="4113530"/>
-            <wp:effectExtent l="0" t="0" r="3175" b="1270"/>
-            <wp:docPr id="1529478707" name="Рисунок 1"/>
-            <wp:cNvGraphicFramePr>
-              <a:graphicFrameLocks xmlns:a="http://schemas.openxmlformats.org/drawingml/2006/main" noChangeAspect="1"/>
-            </wp:cNvGraphicFramePr>
-            <a:graphic xmlns:a="http://schemas.openxmlformats.org/drawingml/2006/main">
-              <a:graphicData uri="http://schemas.openxmlformats.org/drawingml/2006/picture">
-                <pic:pic xmlns:pic="http://schemas.openxmlformats.org/drawingml/2006/picture">
-                  <pic:nvPicPr>
-                    <pic:cNvPr id="1529478707" name=""/>
-                    <pic:cNvPicPr/>
-                  </pic:nvPicPr>
-                  <pic:blipFill>
-                    <a:blip r:embed="rId7"/>
-                    <a:stretch>
-                      <a:fillRect/>
-                    </a:stretch>
-                  </pic:blipFill>
-                  <pic:spPr>
-                    <a:xfrm>
-                      <a:off x="0" y="0"/>
-                      <a:ext cx="5940425" cy="4113530"/>
-                    </a:xfrm>
-                    <a:prstGeom prst="rect">
-                      <a:avLst/>
-                    </a:prstGeom>
-                  </pic:spPr>
-                </pic:pic>
-              </a:graphicData>
-            </a:graphic>
-          </wp:inline>
-        </w:drawing>
-      </w:r>
-    </w:p>
-    <w:p>
-      <w:pPr>
-        <w:pStyle w:val="ac"/>
-        <w:spacing w:after="0" w:line="240" w:lineRule="auto"/>
-        <w:rPr>
-          <w:sz w:val="28"/>
-        </w:rPr>
-      </w:pPr>
-      <w:r>
-        <w:rPr>
-          <w:noProof/>
-          <w:sz w:val="28"/>
-        </w:rPr>
-        <w:drawing>
-          <wp:inline distT="0" distB="0" distL="0" distR="0" wp14:anchorId="1A5A81B3" wp14:editId="189BE1BA">
-            <wp:extent cx="5940425" cy="4844415"/>
-            <wp:effectExtent l="0" t="0" r="3175" b="0"/>
-            <wp:docPr id="1938895940" name="Рисунок 1"/>
-            <wp:cNvGraphicFramePr>
-              <a:graphicFrameLocks xmlns:a="http://schemas.openxmlformats.org/drawingml/2006/main" noChangeAspect="1"/>
-            </wp:cNvGraphicFramePr>
-            <a:graphic xmlns:a="http://schemas.openxmlformats.org/drawingml/2006/main">
-              <a:graphicData uri="http://schemas.openxmlformats.org/drawingml/2006/picture">
-                <pic:pic xmlns:pic="http://schemas.openxmlformats.org/drawingml/2006/picture">
-                  <pic:nvPicPr>
-                    <pic:cNvPr id="1938895940" name=""/>
-                    <pic:cNvPicPr/>
-                  </pic:nvPicPr>
-                  <pic:blipFill>
-                    <a:blip r:embed="rId8"/>
-                    <a:stretch>
-                      <a:fillRect/>
-                    </a:stretch>
-                  </pic:blipFill>
-                  <pic:spPr>
-                    <a:xfrm>
-                      <a:off x="0" y="0"/>
-                      <a:ext cx="5940425" cy="4844415"/>
-                    </a:xfrm>
-                    <a:prstGeom prst="rect">
-                      <a:avLst/>
-                    </a:prstGeom>
-                  </pic:spPr>
-                </pic:pic>
-              </a:graphicData>
-            </a:graphic>
-          </wp:inline>
-        </w:drawing>
+        <w:t xml:space="preserve">    </w:t>
+      </w:r>
+      <w:proofErr w:type="gramStart"/>
+      <w:r>
+        <w:rPr>
+          <w:sz w:val="28"/>
+          <w:lang w:val="en-US"/>
+        </w:rPr>
+        <w:t>hidden</w:t>
+      </w:r>
+      <w:proofErr w:type="gramEnd"/>
+      <w:r>
+        <w:rPr>
+          <w:sz w:val="28"/>
+          <w:lang w:val="en-US"/>
+        </w:rPr>
+        <w:t xml:space="preserve"> = None</w:t>
+      </w:r>
+    </w:p>
+    <w:p>
+      <w:pPr>
+        <w:pStyle w:val="ac"/>
+        <w:spacing w:after="0" w:line="240" w:lineRule="auto"/>
+        <w:rPr>
+          <w:sz w:val="28"/>
+          <w:lang w:val="en-US"/>
+        </w:rPr>
+      </w:pPr>
+      <w:r>
+        <w:rPr>
+          <w:sz w:val="28"/>
+          <w:lang w:val="en-US"/>
+        </w:rPr>
+        <w:t xml:space="preserve">    </w:t>
+      </w:r>
+    </w:p>
+    <w:p>
+      <w:pPr>
+        <w:pStyle w:val="ac"/>
+        <w:spacing w:after="0" w:line="240" w:lineRule="auto"/>
+        <w:rPr>
+          <w:sz w:val="28"/>
+          <w:lang w:val="en-US"/>
+        </w:rPr>
+      </w:pPr>
+      <w:r>
+        <w:rPr>
+          <w:sz w:val="28"/>
+          <w:lang w:val="en-US"/>
+        </w:rPr>
+        <w:t xml:space="preserve">    </w:t>
+      </w:r>
+      <w:proofErr w:type="gramStart"/>
+      <w:r>
+        <w:rPr>
+          <w:sz w:val="28"/>
+          <w:lang w:val="en-US"/>
+        </w:rPr>
+        <w:t>with</w:t>
+      </w:r>
+      <w:proofErr w:type="gramEnd"/>
+      <w:r>
+        <w:rPr>
+          <w:sz w:val="28"/>
+          <w:lang w:val="en-US"/>
+        </w:rPr>
+        <w:t xml:space="preserve"> </w:t>
+      </w:r>
+      <w:proofErr w:type="spellStart"/>
+      <w:r>
+        <w:rPr>
+          <w:sz w:val="28"/>
+          <w:lang w:val="en-US"/>
+        </w:rPr>
+        <w:t>torch.no_grad</w:t>
+      </w:r>
+      <w:proofErr w:type="spellEnd"/>
+      <w:r>
+        <w:rPr>
+          <w:sz w:val="28"/>
+          <w:lang w:val="en-US"/>
+        </w:rPr>
+        <w:t>():</w:t>
+      </w:r>
+    </w:p>
+    <w:p>
+      <w:pPr>
+        <w:pStyle w:val="ac"/>
+        <w:spacing w:after="0" w:line="240" w:lineRule="auto"/>
+        <w:rPr>
+          <w:sz w:val="28"/>
+          <w:lang w:val="en-US"/>
+        </w:rPr>
+      </w:pPr>
+      <w:r>
+        <w:rPr>
+          <w:sz w:val="28"/>
+          <w:lang w:val="en-US"/>
+        </w:rPr>
+        <w:t xml:space="preserve">        </w:t>
+      </w:r>
+      <w:proofErr w:type="gramStart"/>
+      <w:r>
+        <w:rPr>
+          <w:sz w:val="28"/>
+          <w:lang w:val="en-US"/>
+        </w:rPr>
+        <w:t>for</w:t>
+      </w:r>
+      <w:proofErr w:type="gramEnd"/>
+      <w:r>
+        <w:rPr>
+          <w:sz w:val="28"/>
+          <w:lang w:val="en-US"/>
+        </w:rPr>
+        <w:t xml:space="preserve"> _ in range(length):</w:t>
+      </w:r>
+    </w:p>
+    <w:p>
+      <w:pPr>
+        <w:pStyle w:val="ac"/>
+        <w:spacing w:after="0" w:line="240" w:lineRule="auto"/>
+        <w:rPr>
+          <w:sz w:val="28"/>
+          <w:lang w:val="en-US"/>
+        </w:rPr>
+      </w:pPr>
+      <w:r>
+        <w:rPr>
+          <w:sz w:val="28"/>
+          <w:lang w:val="en-US"/>
+        </w:rPr>
+        <w:t xml:space="preserve">            </w:t>
+      </w:r>
+      <w:proofErr w:type="gramStart"/>
+      <w:r>
+        <w:rPr>
+          <w:sz w:val="28"/>
+          <w:lang w:val="en-US"/>
+        </w:rPr>
+        <w:t>output</w:t>
+      </w:r>
+      <w:proofErr w:type="gramEnd"/>
+      <w:r>
+        <w:rPr>
+          <w:sz w:val="28"/>
+          <w:lang w:val="en-US"/>
+        </w:rPr>
+        <w:t>, hidden = model(</w:t>
+      </w:r>
+      <w:proofErr w:type="spellStart"/>
+      <w:r>
+        <w:rPr>
+          <w:sz w:val="28"/>
+          <w:lang w:val="en-US"/>
+        </w:rPr>
+        <w:t>input_seq</w:t>
+      </w:r>
+      <w:proofErr w:type="spellEnd"/>
+      <w:r>
+        <w:rPr>
+          <w:sz w:val="28"/>
+          <w:lang w:val="en-US"/>
+        </w:rPr>
+        <w:t>[:, -</w:t>
+      </w:r>
+      <w:proofErr w:type="spellStart"/>
+      <w:r>
+        <w:rPr>
+          <w:sz w:val="28"/>
+          <w:lang w:val="en-US"/>
+        </w:rPr>
+        <w:t>seq_length</w:t>
+      </w:r>
+      <w:proofErr w:type="spellEnd"/>
+      <w:r>
+        <w:rPr>
+          <w:sz w:val="28"/>
+          <w:lang w:val="en-US"/>
+        </w:rPr>
+        <w:t>:], hidden)</w:t>
+      </w:r>
+    </w:p>
+    <w:p>
+      <w:pPr>
+        <w:pStyle w:val="ac"/>
+        <w:spacing w:after="0" w:line="240" w:lineRule="auto"/>
+        <w:rPr>
+          <w:sz w:val="28"/>
+          <w:lang w:val="en-US"/>
+        </w:rPr>
+      </w:pPr>
+      <w:r>
+        <w:rPr>
+          <w:sz w:val="28"/>
+          <w:lang w:val="en-US"/>
+        </w:rPr>
+        <w:t xml:space="preserve">            </w:t>
+      </w:r>
+    </w:p>
+    <w:p>
+      <w:pPr>
+        <w:pStyle w:val="ac"/>
+        <w:spacing w:after="0" w:line="240" w:lineRule="auto"/>
+        <w:rPr>
+          <w:sz w:val="28"/>
+          <w:lang w:val="en-US"/>
+        </w:rPr>
+      </w:pPr>
+      <w:r>
+        <w:rPr>
+          <w:sz w:val="28"/>
+          <w:lang w:val="en-US"/>
+        </w:rPr>
+        <w:t xml:space="preserve">            </w:t>
+      </w:r>
+      <w:proofErr w:type="gramStart"/>
+      <w:r>
+        <w:rPr>
+          <w:sz w:val="28"/>
+          <w:lang w:val="en-US"/>
+        </w:rPr>
+        <w:t>output</w:t>
+      </w:r>
+      <w:proofErr w:type="gramEnd"/>
+      <w:r>
+        <w:rPr>
+          <w:sz w:val="28"/>
+          <w:lang w:val="en-US"/>
+        </w:rPr>
+        <w:t xml:space="preserve"> = output / temperature</w:t>
+      </w:r>
+    </w:p>
+    <w:p>
+      <w:pPr>
+        <w:pStyle w:val="ac"/>
+        <w:spacing w:after="0" w:line="240" w:lineRule="auto"/>
+        <w:rPr>
+          <w:sz w:val="28"/>
+          <w:lang w:val="en-US"/>
+        </w:rPr>
+      </w:pPr>
+      <w:r>
+        <w:rPr>
+          <w:sz w:val="28"/>
+          <w:lang w:val="en-US"/>
+        </w:rPr>
+        <w:t xml:space="preserve">            </w:t>
+      </w:r>
+      <w:proofErr w:type="spellStart"/>
+      <w:proofErr w:type="gramStart"/>
+      <w:r>
+        <w:rPr>
+          <w:sz w:val="28"/>
+          <w:lang w:val="en-US"/>
+        </w:rPr>
+        <w:t>probs</w:t>
+      </w:r>
+      <w:proofErr w:type="spellEnd"/>
+      <w:proofErr w:type="gramEnd"/>
+      <w:r>
+        <w:rPr>
+          <w:sz w:val="28"/>
+          <w:lang w:val="en-US"/>
+        </w:rPr>
+        <w:t xml:space="preserve"> = </w:t>
+      </w:r>
+      <w:proofErr w:type="spellStart"/>
+      <w:r>
+        <w:rPr>
+          <w:sz w:val="28"/>
+          <w:lang w:val="en-US"/>
+        </w:rPr>
+        <w:t>torch.softmax</w:t>
+      </w:r>
+      <w:proofErr w:type="spellEnd"/>
+      <w:r>
+        <w:rPr>
+          <w:sz w:val="28"/>
+          <w:lang w:val="en-US"/>
+        </w:rPr>
+        <w:t>(output, dim=1).</w:t>
+      </w:r>
+      <w:proofErr w:type="spellStart"/>
+      <w:r>
+        <w:rPr>
+          <w:sz w:val="28"/>
+          <w:lang w:val="en-US"/>
+        </w:rPr>
+        <w:t>cpu</w:t>
+      </w:r>
+      <w:proofErr w:type="spellEnd"/>
+      <w:r>
+        <w:rPr>
+          <w:sz w:val="28"/>
+          <w:lang w:val="en-US"/>
+        </w:rPr>
+        <w:t>().</w:t>
+      </w:r>
+      <w:proofErr w:type="spellStart"/>
+      <w:r>
+        <w:rPr>
+          <w:sz w:val="28"/>
+          <w:lang w:val="en-US"/>
+        </w:rPr>
+        <w:t>numpy</w:t>
+      </w:r>
+      <w:proofErr w:type="spellEnd"/>
+      <w:r>
+        <w:rPr>
+          <w:sz w:val="28"/>
+          <w:lang w:val="en-US"/>
+        </w:rPr>
+        <w:t>().flatten()</w:t>
+      </w:r>
+    </w:p>
+    <w:p>
+      <w:pPr>
+        <w:pStyle w:val="ac"/>
+        <w:spacing w:after="0" w:line="240" w:lineRule="auto"/>
+        <w:rPr>
+          <w:sz w:val="28"/>
+          <w:lang w:val="en-US"/>
+        </w:rPr>
+      </w:pPr>
+      <w:r>
+        <w:rPr>
+          <w:sz w:val="28"/>
+          <w:lang w:val="en-US"/>
+        </w:rPr>
+        <w:t xml:space="preserve">            </w:t>
+      </w:r>
+    </w:p>
+    <w:p>
+      <w:pPr>
+        <w:pStyle w:val="ac"/>
+        <w:spacing w:after="0" w:line="240" w:lineRule="auto"/>
+        <w:rPr>
+          <w:sz w:val="28"/>
+          <w:lang w:val="en-US"/>
+        </w:rPr>
+      </w:pPr>
+      <w:r>
+        <w:rPr>
+          <w:sz w:val="28"/>
+          <w:lang w:val="en-US"/>
+        </w:rPr>
+        <w:t xml:space="preserve">            </w:t>
+      </w:r>
+      <w:proofErr w:type="spellStart"/>
+      <w:r>
+        <w:rPr>
+          <w:sz w:val="28"/>
+          <w:lang w:val="en-US"/>
+        </w:rPr>
+        <w:t>next_idx</w:t>
+      </w:r>
+      <w:proofErr w:type="spellEnd"/>
+      <w:r>
+        <w:rPr>
+          <w:sz w:val="28"/>
+          <w:lang w:val="en-US"/>
+        </w:rPr>
+        <w:t xml:space="preserve"> = </w:t>
+      </w:r>
+      <w:proofErr w:type="spellStart"/>
+      <w:proofErr w:type="gramStart"/>
+      <w:r>
+        <w:rPr>
+          <w:sz w:val="28"/>
+          <w:lang w:val="en-US"/>
+        </w:rPr>
+        <w:t>np.random.choice</w:t>
+      </w:r>
+      <w:proofErr w:type="spellEnd"/>
+      <w:r>
+        <w:rPr>
+          <w:sz w:val="28"/>
+          <w:lang w:val="en-US"/>
+        </w:rPr>
+        <w:t>(</w:t>
+      </w:r>
+      <w:proofErr w:type="spellStart"/>
+      <w:proofErr w:type="gramEnd"/>
+      <w:r>
+        <w:rPr>
+          <w:sz w:val="28"/>
+          <w:lang w:val="en-US"/>
+        </w:rPr>
+        <w:t>vocab_size</w:t>
+      </w:r>
+      <w:proofErr w:type="spellEnd"/>
+      <w:r>
+        <w:rPr>
+          <w:sz w:val="28"/>
+          <w:lang w:val="en-US"/>
+        </w:rPr>
+        <w:t>, p=</w:t>
+      </w:r>
+      <w:proofErr w:type="spellStart"/>
+      <w:r>
+        <w:rPr>
+          <w:sz w:val="28"/>
+          <w:lang w:val="en-US"/>
+        </w:rPr>
+        <w:t>probs</w:t>
+      </w:r>
+      <w:proofErr w:type="spellEnd"/>
+      <w:r>
+        <w:rPr>
+          <w:sz w:val="28"/>
+          <w:lang w:val="en-US"/>
+        </w:rPr>
+        <w:t>)</w:t>
+      </w:r>
+    </w:p>
+    <w:p>
+      <w:pPr>
+        <w:pStyle w:val="ac"/>
+        <w:spacing w:after="0" w:line="240" w:lineRule="auto"/>
+        <w:rPr>
+          <w:sz w:val="28"/>
+          <w:lang w:val="en-US"/>
+        </w:rPr>
+      </w:pPr>
+      <w:r>
+        <w:rPr>
+          <w:sz w:val="28"/>
+          <w:lang w:val="en-US"/>
+        </w:rPr>
+        <w:t xml:space="preserve">            </w:t>
+      </w:r>
+      <w:proofErr w:type="spellStart"/>
+      <w:r>
+        <w:rPr>
+          <w:sz w:val="28"/>
+          <w:lang w:val="en-US"/>
+        </w:rPr>
+        <w:t>next_char</w:t>
+      </w:r>
+      <w:proofErr w:type="spellEnd"/>
+      <w:r>
+        <w:rPr>
+          <w:sz w:val="28"/>
+          <w:lang w:val="en-US"/>
+        </w:rPr>
+        <w:t xml:space="preserve"> = </w:t>
+      </w:r>
+      <w:proofErr w:type="spellStart"/>
+      <w:r>
+        <w:rPr>
+          <w:sz w:val="28"/>
+          <w:lang w:val="en-US"/>
+        </w:rPr>
+        <w:t>idx_to_</w:t>
+      </w:r>
+      <w:proofErr w:type="gramStart"/>
+      <w:r>
+        <w:rPr>
+          <w:sz w:val="28"/>
+          <w:lang w:val="en-US"/>
+        </w:rPr>
+        <w:t>char</w:t>
+      </w:r>
+      <w:proofErr w:type="spellEnd"/>
+      <w:r>
+        <w:rPr>
+          <w:sz w:val="28"/>
+          <w:lang w:val="en-US"/>
+        </w:rPr>
+        <w:t>[</w:t>
+      </w:r>
+      <w:proofErr w:type="spellStart"/>
+      <w:proofErr w:type="gramEnd"/>
+      <w:r>
+        <w:rPr>
+          <w:sz w:val="28"/>
+          <w:lang w:val="en-US"/>
+        </w:rPr>
+        <w:t>next_idx</w:t>
+      </w:r>
+      <w:proofErr w:type="spellEnd"/>
+      <w:r>
+        <w:rPr>
+          <w:sz w:val="28"/>
+          <w:lang w:val="en-US"/>
+        </w:rPr>
+        <w:t>]</w:t>
+      </w:r>
+    </w:p>
+    <w:p>
+      <w:pPr>
+        <w:pStyle w:val="ac"/>
+        <w:spacing w:after="0" w:line="240" w:lineRule="auto"/>
+        <w:rPr>
+          <w:sz w:val="28"/>
+          <w:lang w:val="en-US"/>
+        </w:rPr>
+      </w:pPr>
+      <w:r>
+        <w:rPr>
+          <w:sz w:val="28"/>
+          <w:lang w:val="en-US"/>
+        </w:rPr>
+        <w:t xml:space="preserve">            </w:t>
+      </w:r>
+      <w:proofErr w:type="gramStart"/>
+      <w:r>
+        <w:rPr>
+          <w:sz w:val="28"/>
+          <w:lang w:val="en-US"/>
+        </w:rPr>
+        <w:t>generated</w:t>
+      </w:r>
+      <w:proofErr w:type="gramEnd"/>
+      <w:r>
+        <w:rPr>
+          <w:sz w:val="28"/>
+          <w:lang w:val="en-US"/>
+        </w:rPr>
+        <w:t xml:space="preserve"> += </w:t>
+      </w:r>
+      <w:proofErr w:type="spellStart"/>
+      <w:r>
+        <w:rPr>
+          <w:sz w:val="28"/>
+          <w:lang w:val="en-US"/>
+        </w:rPr>
+        <w:t>next_char</w:t>
+      </w:r>
+      <w:proofErr w:type="spellEnd"/>
+    </w:p>
+    <w:p>
+      <w:pPr>
+        <w:pStyle w:val="ac"/>
+        <w:spacing w:after="0" w:line="240" w:lineRule="auto"/>
+        <w:rPr>
+          <w:sz w:val="28"/>
+          <w:lang w:val="en-US"/>
+        </w:rPr>
+      </w:pPr>
+      <w:r>
+        <w:rPr>
+          <w:sz w:val="28"/>
+          <w:lang w:val="en-US"/>
+        </w:rPr>
+        <w:t xml:space="preserve">            </w:t>
+      </w:r>
+    </w:p>
+    <w:p>
+      <w:pPr>
+        <w:pStyle w:val="ac"/>
+        <w:spacing w:after="0" w:line="240" w:lineRule="auto"/>
+        <w:rPr>
+          <w:sz w:val="28"/>
+          <w:lang w:val="en-US"/>
+        </w:rPr>
+      </w:pPr>
+      <w:r>
+        <w:rPr>
+          <w:sz w:val="28"/>
+          <w:lang w:val="en-US"/>
+        </w:rPr>
+        <w:t xml:space="preserve">            </w:t>
+      </w:r>
+      <w:proofErr w:type="spellStart"/>
+      <w:r>
+        <w:rPr>
+          <w:sz w:val="28"/>
+          <w:lang w:val="en-US"/>
+        </w:rPr>
+        <w:t>new_input</w:t>
+      </w:r>
+      <w:proofErr w:type="spellEnd"/>
+      <w:r>
+        <w:rPr>
+          <w:sz w:val="28"/>
+          <w:lang w:val="en-US"/>
+        </w:rPr>
+        <w:t xml:space="preserve"> = </w:t>
+      </w:r>
+      <w:proofErr w:type="spellStart"/>
+      <w:proofErr w:type="gramStart"/>
+      <w:r>
+        <w:rPr>
+          <w:sz w:val="28"/>
+          <w:lang w:val="en-US"/>
+        </w:rPr>
+        <w:t>torch.zeros</w:t>
+      </w:r>
+      <w:proofErr w:type="spellEnd"/>
+      <w:r>
+        <w:rPr>
+          <w:sz w:val="28"/>
+          <w:lang w:val="en-US"/>
+        </w:rPr>
+        <w:t>(</w:t>
+      </w:r>
+      <w:proofErr w:type="gramEnd"/>
+      <w:r>
+        <w:rPr>
+          <w:sz w:val="28"/>
+          <w:lang w:val="en-US"/>
+        </w:rPr>
+        <w:t xml:space="preserve">(1, 1, </w:t>
+      </w:r>
+      <w:proofErr w:type="spellStart"/>
+      <w:r>
+        <w:rPr>
+          <w:sz w:val="28"/>
+          <w:lang w:val="en-US"/>
+        </w:rPr>
+        <w:t>vocab_size</w:t>
+      </w:r>
+      <w:proofErr w:type="spellEnd"/>
+      <w:r>
+        <w:rPr>
+          <w:sz w:val="28"/>
+          <w:lang w:val="en-US"/>
+        </w:rPr>
+        <w:t>))</w:t>
+      </w:r>
+    </w:p>
+    <w:p>
+      <w:pPr>
+        <w:pStyle w:val="ac"/>
+        <w:spacing w:after="0" w:line="240" w:lineRule="auto"/>
+        <w:rPr>
+          <w:sz w:val="28"/>
+          <w:lang w:val="en-US"/>
+        </w:rPr>
+      </w:pPr>
+      <w:r>
+        <w:rPr>
+          <w:sz w:val="28"/>
+          <w:lang w:val="en-US"/>
+        </w:rPr>
+        <w:t xml:space="preserve">            </w:t>
+      </w:r>
+      <w:proofErr w:type="spellStart"/>
+      <w:r>
+        <w:rPr>
+          <w:sz w:val="28"/>
+          <w:lang w:val="en-US"/>
+        </w:rPr>
+        <w:t>new_</w:t>
+      </w:r>
+      <w:proofErr w:type="gramStart"/>
+      <w:r>
+        <w:rPr>
+          <w:sz w:val="28"/>
+          <w:lang w:val="en-US"/>
+        </w:rPr>
+        <w:t>input</w:t>
+      </w:r>
+      <w:proofErr w:type="spellEnd"/>
+      <w:r>
+        <w:rPr>
+          <w:sz w:val="28"/>
+          <w:lang w:val="en-US"/>
+        </w:rPr>
+        <w:t>[</w:t>
+      </w:r>
+      <w:proofErr w:type="gramEnd"/>
+      <w:r>
+        <w:rPr>
+          <w:sz w:val="28"/>
+          <w:lang w:val="en-US"/>
+        </w:rPr>
+        <w:t xml:space="preserve">0, 0, </w:t>
+      </w:r>
+      <w:proofErr w:type="spellStart"/>
+      <w:r>
+        <w:rPr>
+          <w:sz w:val="28"/>
+          <w:lang w:val="en-US"/>
+        </w:rPr>
+        <w:t>next_idx</w:t>
+      </w:r>
+      <w:proofErr w:type="spellEnd"/>
+      <w:r>
+        <w:rPr>
+          <w:sz w:val="28"/>
+          <w:lang w:val="en-US"/>
+        </w:rPr>
+        <w:t>] = 1</w:t>
+      </w:r>
+    </w:p>
+    <w:p>
+      <w:pPr>
+        <w:pStyle w:val="ac"/>
+        <w:spacing w:after="0" w:line="240" w:lineRule="auto"/>
+        <w:rPr>
+          <w:sz w:val="28"/>
+          <w:lang w:val="en-US"/>
+        </w:rPr>
+      </w:pPr>
+      <w:r>
+        <w:rPr>
+          <w:sz w:val="28"/>
+          <w:lang w:val="en-US"/>
+        </w:rPr>
+        <w:t xml:space="preserve">            </w:t>
+      </w:r>
+      <w:proofErr w:type="spellStart"/>
+      <w:r>
+        <w:rPr>
+          <w:sz w:val="28"/>
+          <w:lang w:val="en-US"/>
+        </w:rPr>
+        <w:t>input_seq</w:t>
+      </w:r>
+      <w:proofErr w:type="spellEnd"/>
+      <w:r>
+        <w:rPr>
+          <w:sz w:val="28"/>
+          <w:lang w:val="en-US"/>
+        </w:rPr>
+        <w:t xml:space="preserve"> = </w:t>
+      </w:r>
+      <w:proofErr w:type="gramStart"/>
+      <w:r>
+        <w:rPr>
+          <w:sz w:val="28"/>
+          <w:lang w:val="en-US"/>
+        </w:rPr>
+        <w:t>torch.cat(</w:t>
+      </w:r>
+      <w:proofErr w:type="gramEnd"/>
+      <w:r>
+        <w:rPr>
+          <w:sz w:val="28"/>
+          <w:lang w:val="en-US"/>
+        </w:rPr>
+        <w:t>[</w:t>
+      </w:r>
+      <w:proofErr w:type="spellStart"/>
+      <w:r>
+        <w:rPr>
+          <w:sz w:val="28"/>
+          <w:lang w:val="en-US"/>
+        </w:rPr>
+        <w:t>input_seq</w:t>
+      </w:r>
+      <w:proofErr w:type="spellEnd"/>
+      <w:r>
+        <w:rPr>
+          <w:sz w:val="28"/>
+          <w:lang w:val="en-US"/>
+        </w:rPr>
+        <w:t xml:space="preserve">[:, 1:, :], </w:t>
+      </w:r>
+      <w:proofErr w:type="spellStart"/>
+      <w:r>
+        <w:rPr>
+          <w:sz w:val="28"/>
+          <w:lang w:val="en-US"/>
+        </w:rPr>
+        <w:t>new_input</w:t>
+      </w:r>
+      <w:proofErr w:type="spellEnd"/>
+      <w:r>
+        <w:rPr>
+          <w:sz w:val="28"/>
+          <w:lang w:val="en-US"/>
+        </w:rPr>
+        <w:t>], dim=1)</w:t>
+      </w:r>
+    </w:p>
+    <w:p>
+      <w:pPr>
+        <w:pStyle w:val="ac"/>
+        <w:spacing w:after="0" w:line="240" w:lineRule="auto"/>
+        <w:rPr>
+          <w:sz w:val="28"/>
+          <w:lang w:val="en-US"/>
+        </w:rPr>
+      </w:pPr>
+      <w:r>
+        <w:rPr>
+          <w:sz w:val="28"/>
+          <w:lang w:val="en-US"/>
+        </w:rPr>
+        <w:t xml:space="preserve">    </w:t>
+      </w:r>
+    </w:p>
+    <w:p>
+      <w:pPr>
+        <w:pStyle w:val="ac"/>
+        <w:spacing w:after="0" w:line="240" w:lineRule="auto"/>
+        <w:rPr>
+          <w:sz w:val="28"/>
+          <w:lang w:val="en-US"/>
+        </w:rPr>
+      </w:pPr>
+      <w:r>
+        <w:rPr>
+          <w:sz w:val="28"/>
+          <w:lang w:val="en-US"/>
+        </w:rPr>
+        <w:t xml:space="preserve">    </w:t>
+      </w:r>
+      <w:proofErr w:type="gramStart"/>
+      <w:r>
+        <w:rPr>
+          <w:sz w:val="28"/>
+          <w:lang w:val="en-US"/>
+        </w:rPr>
+        <w:t>return</w:t>
+      </w:r>
+      <w:proofErr w:type="gramEnd"/>
+      <w:r>
+        <w:rPr>
+          <w:sz w:val="28"/>
+          <w:lang w:val="en-US"/>
+        </w:rPr>
+        <w:t xml:space="preserve"> generated</w:t>
+      </w:r>
+    </w:p>
+    <w:p>
+      <w:pPr>
+        <w:pStyle w:val="ac"/>
+        <w:spacing w:after="0" w:line="240" w:lineRule="auto"/>
+        <w:rPr>
+          <w:sz w:val="28"/>
+          <w:lang w:val="en-US"/>
+        </w:rPr>
+      </w:pPr>
+    </w:p>
+    <w:p>
+      <w:pPr>
+        <w:pStyle w:val="ac"/>
+        <w:spacing w:after="0" w:line="240" w:lineRule="auto"/>
+        <w:rPr>
+          <w:sz w:val="28"/>
+          <w:lang w:val="en-US"/>
+        </w:rPr>
+      </w:pPr>
+      <w:proofErr w:type="spellStart"/>
+      <w:r>
+        <w:rPr>
+          <w:sz w:val="28"/>
+          <w:lang w:val="en-US"/>
+        </w:rPr>
+        <w:t>start_text</w:t>
+      </w:r>
+      <w:proofErr w:type="spellEnd"/>
+      <w:r>
+        <w:rPr>
+          <w:sz w:val="28"/>
+          <w:lang w:val="en-US"/>
+        </w:rPr>
+        <w:t xml:space="preserve"> = "</w:t>
+      </w:r>
+      <w:r>
+        <w:rPr>
+          <w:sz w:val="28"/>
+        </w:rPr>
+        <w:t>Я</w:t>
+      </w:r>
+      <w:r>
+        <w:rPr>
+          <w:sz w:val="28"/>
+          <w:lang w:val="en-US"/>
+        </w:rPr>
+        <w:t xml:space="preserve"> </w:t>
+      </w:r>
+      <w:r>
+        <w:rPr>
+          <w:sz w:val="28"/>
+        </w:rPr>
+        <w:t>хочу</w:t>
+      </w:r>
+      <w:r>
+        <w:rPr>
+          <w:sz w:val="28"/>
+          <w:lang w:val="en-US"/>
+        </w:rPr>
+        <w:t>"</w:t>
+      </w:r>
+    </w:p>
+    <w:p>
+      <w:pPr>
+        <w:pStyle w:val="ac"/>
+        <w:spacing w:after="0" w:line="240" w:lineRule="auto"/>
+        <w:rPr>
+          <w:sz w:val="28"/>
+          <w:lang w:val="en-US"/>
+        </w:rPr>
+      </w:pPr>
+      <w:proofErr w:type="spellStart"/>
+      <w:r>
+        <w:rPr>
+          <w:sz w:val="28"/>
+          <w:lang w:val="en-US"/>
+        </w:rPr>
+        <w:t>generated_text</w:t>
+      </w:r>
+      <w:proofErr w:type="spellEnd"/>
+      <w:r>
+        <w:rPr>
+          <w:sz w:val="28"/>
+          <w:lang w:val="en-US"/>
+        </w:rPr>
+        <w:t xml:space="preserve"> = </w:t>
+      </w:r>
+      <w:proofErr w:type="spellStart"/>
+      <w:r>
+        <w:rPr>
+          <w:sz w:val="28"/>
+          <w:lang w:val="en-US"/>
+        </w:rPr>
+        <w:t>generate_</w:t>
+      </w:r>
+      <w:proofErr w:type="gramStart"/>
+      <w:r>
+        <w:rPr>
+          <w:sz w:val="28"/>
+          <w:lang w:val="en-US"/>
+        </w:rPr>
+        <w:t>text</w:t>
+      </w:r>
+      <w:proofErr w:type="spellEnd"/>
+      <w:r>
+        <w:rPr>
+          <w:sz w:val="28"/>
+          <w:lang w:val="en-US"/>
+        </w:rPr>
+        <w:t>(</w:t>
+      </w:r>
+      <w:proofErr w:type="gramEnd"/>
+      <w:r>
+        <w:rPr>
+          <w:sz w:val="28"/>
+          <w:lang w:val="en-US"/>
+        </w:rPr>
+        <w:t xml:space="preserve">model, </w:t>
+      </w:r>
+      <w:proofErr w:type="spellStart"/>
+      <w:r>
+        <w:rPr>
+          <w:sz w:val="28"/>
+          <w:lang w:val="en-US"/>
+        </w:rPr>
+        <w:t>start_text</w:t>
+      </w:r>
+      <w:proofErr w:type="spellEnd"/>
+      <w:r>
+        <w:rPr>
+          <w:sz w:val="28"/>
+          <w:lang w:val="en-US"/>
+        </w:rPr>
+        <w:t>, length=500)</w:t>
+      </w:r>
+    </w:p>
+    <w:p>
+      <w:pPr>
+        <w:pStyle w:val="ac"/>
+        <w:spacing w:after="0" w:line="240" w:lineRule="auto"/>
+        <w:rPr>
+          <w:sz w:val="28"/>
+          <w:lang w:val="en-US"/>
+        </w:rPr>
+      </w:pPr>
+      <w:proofErr w:type="gramStart"/>
+      <w:r>
+        <w:rPr>
+          <w:sz w:val="28"/>
+          <w:lang w:val="en-US"/>
+        </w:rPr>
+        <w:t>print(</w:t>
+      </w:r>
+      <w:proofErr w:type="spellStart"/>
+      <w:proofErr w:type="gramEnd"/>
+      <w:r>
+        <w:rPr>
+          <w:sz w:val="28"/>
+          <w:lang w:val="en-US"/>
+        </w:rPr>
+        <w:t>generated_text</w:t>
+      </w:r>
+      <w:proofErr w:type="spellEnd"/>
+      <w:r>
+        <w:rPr>
+          <w:sz w:val="28"/>
+          <w:lang w:val="en-US"/>
+        </w:rPr>
+        <w:t>)</w:t>
+      </w:r>
+    </w:p>
+    <w:p>
+      <w:pPr>
+        <w:pStyle w:val="ac"/>
+        <w:spacing w:after="0" w:line="240" w:lineRule="auto"/>
+        <w:rPr>
+          <w:sz w:val="28"/>
+          <w:lang w:val="en-US"/>
+        </w:rPr>
+      </w:pPr>
+    </w:p>
+    <w:p>
+      <w:pPr>
+        <w:pStyle w:val="ac"/>
+        <w:spacing w:after="0" w:line="240" w:lineRule="auto"/>
+        <w:rPr>
+          <w:sz w:val="28"/>
+          <w:lang w:val="en-US"/>
+        </w:rPr>
+      </w:pPr>
+      <w:proofErr w:type="spellStart"/>
+      <w:proofErr w:type="gramStart"/>
+      <w:r>
+        <w:rPr>
+          <w:sz w:val="28"/>
+          <w:lang w:val="en-US"/>
+        </w:rPr>
+        <w:t>torch.save</w:t>
+      </w:r>
+      <w:proofErr w:type="spellEnd"/>
+      <w:r>
+        <w:rPr>
+          <w:sz w:val="28"/>
+          <w:lang w:val="en-US"/>
+        </w:rPr>
+        <w:t>(</w:t>
+      </w:r>
+      <w:proofErr w:type="spellStart"/>
+      <w:proofErr w:type="gramEnd"/>
+      <w:r>
+        <w:rPr>
+          <w:sz w:val="28"/>
+          <w:lang w:val="en-US"/>
+        </w:rPr>
+        <w:t>model.state_dict</w:t>
+      </w:r>
+      <w:proofErr w:type="spellEnd"/>
+      <w:r>
+        <w:rPr>
+          <w:sz w:val="28"/>
+          <w:lang w:val="en-US"/>
+        </w:rPr>
+        <w:t>(), '</w:t>
+      </w:r>
+      <w:proofErr w:type="spellStart"/>
+      <w:r>
+        <w:rPr>
+          <w:sz w:val="28"/>
+          <w:lang w:val="en-US"/>
+        </w:rPr>
+        <w:t>lstm_text_model.pth</w:t>
+      </w:r>
+      <w:proofErr w:type="spellEnd"/>
+      <w:r>
+        <w:rPr>
+          <w:sz w:val="28"/>
+          <w:lang w:val="en-US"/>
+        </w:rPr>
+        <w:t>')</w:t>
+      </w:r>
+    </w:p>
+    <w:p>
+      <w:pPr>
+        <w:pStyle w:val="ac"/>
+        <w:spacing w:after="0" w:line="240" w:lineRule="auto"/>
+        <w:rPr>
+          <w:sz w:val="28"/>
+          <w:lang w:val="en-US"/>
+        </w:rPr>
+      </w:pPr>
+    </w:p>
+    <w:p>
+      <w:pPr>
+        <w:pStyle w:val="ac"/>
+        <w:spacing w:after="0" w:line="240" w:lineRule="auto"/>
+        <w:rPr>
+          <w:sz w:val="28"/>
+          <w:lang w:val="en-US"/>
+        </w:rPr>
+      </w:pPr>
+      <w:proofErr w:type="spellStart"/>
+      <w:r>
+        <w:rPr>
+          <w:sz w:val="28"/>
+          <w:lang w:val="en-US"/>
+        </w:rPr>
+        <w:t>new_model</w:t>
+      </w:r>
+      <w:proofErr w:type="spellEnd"/>
+      <w:r>
+        <w:rPr>
+          <w:sz w:val="28"/>
+          <w:lang w:val="en-US"/>
+        </w:rPr>
+        <w:t xml:space="preserve"> = </w:t>
+      </w:r>
+      <w:proofErr w:type="spellStart"/>
+      <w:proofErr w:type="gramStart"/>
+      <w:r>
+        <w:rPr>
+          <w:sz w:val="28"/>
+          <w:lang w:val="en-US"/>
+        </w:rPr>
+        <w:t>LSTMModel</w:t>
+      </w:r>
+      <w:proofErr w:type="spellEnd"/>
+      <w:r>
+        <w:rPr>
+          <w:sz w:val="28"/>
+          <w:lang w:val="en-US"/>
+        </w:rPr>
+        <w:t>(</w:t>
+      </w:r>
+      <w:proofErr w:type="spellStart"/>
+      <w:proofErr w:type="gramEnd"/>
+      <w:r>
+        <w:rPr>
+          <w:sz w:val="28"/>
+          <w:lang w:val="en-US"/>
+        </w:rPr>
+        <w:t>vocab_size</w:t>
+      </w:r>
+      <w:proofErr w:type="spellEnd"/>
+      <w:r>
+        <w:rPr>
+          <w:sz w:val="28"/>
+          <w:lang w:val="en-US"/>
+        </w:rPr>
+        <w:t xml:space="preserve">, </w:t>
+      </w:r>
+      <w:proofErr w:type="spellStart"/>
+      <w:r>
+        <w:rPr>
+          <w:sz w:val="28"/>
+          <w:lang w:val="en-US"/>
+        </w:rPr>
+        <w:t>hidden_dim</w:t>
+      </w:r>
+      <w:proofErr w:type="spellEnd"/>
+      <w:r>
+        <w:rPr>
+          <w:sz w:val="28"/>
+          <w:lang w:val="en-US"/>
+        </w:rPr>
+        <w:t xml:space="preserve">, </w:t>
+      </w:r>
+      <w:proofErr w:type="spellStart"/>
+      <w:r>
+        <w:rPr>
+          <w:sz w:val="28"/>
+          <w:lang w:val="en-US"/>
+        </w:rPr>
+        <w:t>num_layers</w:t>
+      </w:r>
+      <w:proofErr w:type="spellEnd"/>
+      <w:r>
+        <w:rPr>
+          <w:sz w:val="28"/>
+          <w:lang w:val="en-US"/>
+        </w:rPr>
+        <w:t>)</w:t>
+      </w:r>
+    </w:p>
+    <w:p>
+      <w:pPr>
+        <w:pStyle w:val="ac"/>
+        <w:spacing w:after="0" w:line="240" w:lineRule="auto"/>
+        <w:rPr>
+          <w:sz w:val="28"/>
+          <w:lang w:val="en-US"/>
+        </w:rPr>
+      </w:pPr>
+      <w:proofErr w:type="spellStart"/>
+      <w:r>
+        <w:rPr>
+          <w:sz w:val="28"/>
+          <w:lang w:val="en-US"/>
+        </w:rPr>
+        <w:t>new_model.load_state_</w:t>
+      </w:r>
+      <w:proofErr w:type="gramStart"/>
+      <w:r>
+        <w:rPr>
+          <w:sz w:val="28"/>
+          <w:lang w:val="en-US"/>
+        </w:rPr>
+        <w:t>dict</w:t>
+      </w:r>
+      <w:proofErr w:type="spellEnd"/>
+      <w:r>
+        <w:rPr>
+          <w:sz w:val="28"/>
+          <w:lang w:val="en-US"/>
+        </w:rPr>
+        <w:t>(</w:t>
+      </w:r>
+      <w:proofErr w:type="spellStart"/>
+      <w:proofErr w:type="gramEnd"/>
+      <w:r>
+        <w:rPr>
+          <w:sz w:val="28"/>
+          <w:lang w:val="en-US"/>
+        </w:rPr>
+        <w:t>torch.load</w:t>
+      </w:r>
+      <w:proofErr w:type="spellEnd"/>
+      <w:r>
+        <w:rPr>
+          <w:sz w:val="28"/>
+          <w:lang w:val="en-US"/>
+        </w:rPr>
+        <w:t>('</w:t>
+      </w:r>
+      <w:proofErr w:type="spellStart"/>
+      <w:r>
+        <w:rPr>
+          <w:sz w:val="28"/>
+          <w:lang w:val="en-US"/>
+        </w:rPr>
+        <w:t>lstm_text_model.pth</w:t>
+      </w:r>
+      <w:proofErr w:type="spellEnd"/>
+      <w:r>
+        <w:rPr>
+          <w:sz w:val="28"/>
+          <w:lang w:val="en-US"/>
+        </w:rPr>
+        <w:t>'))</w:t>
+      </w:r>
+    </w:p>
+    <w:p>
+      <w:pPr>
+        <w:pStyle w:val="ac"/>
+        <w:spacing w:after="0" w:line="240" w:lineRule="auto"/>
+        <w:rPr>
+          <w:sz w:val="28"/>
+        </w:rPr>
+      </w:pPr>
+      <w:proofErr w:type="spellStart"/>
+      <w:r>
+        <w:rPr>
+          <w:sz w:val="28"/>
+        </w:rPr>
+        <w:t>new_model.eval</w:t>
+      </w:r>
+      <w:proofErr w:type="spellEnd"/>
+      <w:r>
+        <w:rPr>
+          <w:sz w:val="28"/>
+        </w:rPr>
+        <w:t>()</w:t>
       </w:r>
     </w:p>
     <w:p>
@@ -1870,64 +7144,6 @@
           <w:sz w:val="28"/>
           <w:lang w:eastAsia="ru-RU"/>
           <w14:ligatures w14:val="none"/>
-        </w:rPr>
-      </w:pPr>
-      <w:r>
-        <w:rPr>
-          <w:noProof/>
-          <w:sz w:val="28"/>
-          <w:lang w:eastAsia="ru-RU"/>
-        </w:rPr>
-        <w:lastRenderedPageBreak/>
-        <w:drawing>
-          <wp:inline distT="0" distB="0" distL="0" distR="0" wp14:anchorId="3572F734" wp14:editId="54858DBC">
-            <wp:extent cx="5940425" cy="5343525"/>
-            <wp:effectExtent l="0" t="0" r="3175" b="9525"/>
-            <wp:docPr id="906675247" name="Рисунок 1"/>
-            <wp:cNvGraphicFramePr>
-              <a:graphicFrameLocks xmlns:a="http://schemas.openxmlformats.org/drawingml/2006/main" noChangeAspect="1"/>
-            </wp:cNvGraphicFramePr>
-            <a:graphic xmlns:a="http://schemas.openxmlformats.org/drawingml/2006/main">
-              <a:graphicData uri="http://schemas.openxmlformats.org/drawingml/2006/picture">
-                <pic:pic xmlns:pic="http://schemas.openxmlformats.org/drawingml/2006/picture">
-                  <pic:nvPicPr>
-                    <pic:cNvPr id="906675247" name=""/>
-                    <pic:cNvPicPr/>
-                  </pic:nvPicPr>
-                  <pic:blipFill>
-                    <a:blip r:embed="rId9"/>
-                    <a:stretch>
-                      <a:fillRect/>
-                    </a:stretch>
-                  </pic:blipFill>
-                  <pic:spPr>
-                    <a:xfrm>
-                      <a:off x="0" y="0"/>
-                      <a:ext cx="5940425" cy="5343525"/>
-                    </a:xfrm>
-                    <a:prstGeom prst="rect">
-                      <a:avLst/>
-                    </a:prstGeom>
-                  </pic:spPr>
-                </pic:pic>
-              </a:graphicData>
-            </a:graphic>
-          </wp:inline>
-        </w:drawing>
-      </w:r>
-      <w:r>
-        <w:rPr>
-          <w:sz w:val="28"/>
-        </w:rPr>
-        <w:br w:type="page"/>
-      </w:r>
-    </w:p>
-    <w:p>
-      <w:pPr>
-        <w:pStyle w:val="ac"/>
-        <w:spacing w:after="0" w:line="240" w:lineRule="auto"/>
-        <w:rPr>
-          <w:sz w:val="28"/>
         </w:rPr>
       </w:pPr>
     </w:p>
@@ -1973,7 +7189,7 @@
                     <pic:cNvPicPr/>
                   </pic:nvPicPr>
                   <pic:blipFill>
-                    <a:blip r:embed="rId10"/>
+                    <a:blip r:embed="rId4"/>
                     <a:stretch>
                       <a:fillRect/>
                     </a:stretch>
@@ -2006,27 +7222,11 @@
       </w:pPr>
       <w:r>
         <w:rPr>
-          <w:sz w:val="28"/>
-        </w:rPr>
-        <w:br w:type="page"/>
-      </w:r>
-    </w:p>
-    <w:p>
-      <w:pPr>
-        <w:pStyle w:val="ac"/>
-        <w:spacing w:after="0" w:line="240" w:lineRule="auto"/>
-        <w:rPr>
-          <w:sz w:val="28"/>
-        </w:rPr>
-      </w:pPr>
-      <w:r>
-        <w:rPr>
           <w:b/>
           <w:i/>
           <w:sz w:val="28"/>
           <w:u w:val="single"/>
         </w:rPr>
-        <w:lastRenderedPageBreak/>
         <w:t>Вывод</w:t>
       </w:r>
       <w:r>
@@ -2088,8 +7288,6 @@
         </w:rPr>
         <w:t>.</w:t>
       </w:r>
-      <w:bookmarkStart w:id="0" w:name="_GoBack"/>
-      <w:bookmarkEnd w:id="0"/>
     </w:p>
     <w:p>
       <w:pPr>
